--- a/QPython修改版说明.docx
+++ b/QPython修改版说明.docx
@@ -1,10 +1,12 @@
 
 <file path=word/document.xml><?xml version="1.0" encoding="utf-8"?>
-<w:document xmlns:wpc="http://schemas.microsoft.com/office/word/2010/wordprocessingCanvas" xmlns:mc="http://schemas.openxmlformats.org/markup-compatibility/2006" xmlns:o="urn:schemas-microsoft-com:office:office" xmlns:r="http://schemas.openxmlformats.org/officeDocument/2006/relationships" xmlns:m="http://schemas.openxmlformats.org/officeDocument/2006/math" xmlns:v="urn:schemas-microsoft-com:vml" xmlns:wp14="http://schemas.microsoft.com/office/word/2010/wordprocessingDrawing" xmlns:wp="http://schemas.openxmlformats.org/drawingml/2006/wordprocessingDrawing" xmlns:w="http://schemas.openxmlformats.org/wordprocessingml/2006/main" xmlns:w14="http://schemas.microsoft.com/office/word/2010/wordml" xmlns:w10="urn:schemas-microsoft-com:office:word" xmlns:w15="http://schemas.microsoft.com/office/word/2012/wordml" xmlns:wpg="http://schemas.microsoft.com/office/word/2010/wordprocessingGroup" xmlns:wpi="http://schemas.microsoft.com/office/word/2010/wordprocessingInk" xmlns:wne="http://schemas.microsoft.com/office/word/2006/wordml" xmlns:wps="http://schemas.microsoft.com/office/word/2010/wordprocessingShape" xmlns:wpsCustomData="http://www.wps.cn/officeDocument/2013/wpsCustomData" mc:Ignorable="w14 w15 wp14">
+<w:document xmlns:w="http://schemas.openxmlformats.org/wordprocessingml/2006/main" xmlns:wp="http://schemas.openxmlformats.org/drawingml/2006/wordprocessingDrawing" xmlns:r="http://schemas.openxmlformats.org/officeDocument/2006/relationships" xmlns:v="urn:schemas-microsoft-com:vml" xmlns:w10="urn:schemas-microsoft-com:office:word" xmlns:o="urn:schemas-microsoft-com:office:office" xmlns:wp14="http://schemas.microsoft.com/office/word/2010/wordprocessingDrawing" xmlns:w14="http://schemas.microsoft.com/office/word/2010/wordml" xmlns:mc="http://schemas.openxmlformats.org/markup-compatibility/2006" xmlns:m="http://schemas.openxmlformats.org/officeDocument/2006/math" xmlns:wps="http://schemas.microsoft.com/office/word/2010/wordprocessingShape" xmlns:wpg="http://schemas.microsoft.com/office/word/2010/wordprocessingGroup" xmlns:wpi="http://schemas.microsoft.com/office/word/2010/wordprocessingInk" xmlns:wpc="http://schemas.microsoft.com/office/word/2010/wordprocessingCanvas" xmlns:wpsCustomData="http://www.wps.cn/officeDocument/2013/wpsCustomData" mc:Ignorable="w14 wp14">
   <w:body>
     <w:p>
       <w:pPr>
-        <w:jc w:val="left"/>
+        <w:pStyle w:val="style0"/>
+        <w:jc w:val="left"/>
+        <w:rPr/>
       </w:pPr>
       <w:bookmarkStart w:id="0" w:name="_GoBack"/>
       <w:bookmarkEnd w:id="0"/>
@@ -15,16 +17,50 @@
         <w:rPr>
           <w:b/>
           <w:bCs/>
-          <w:color w:val="9933FF"/>
-        </w:rPr>
-        <w:t>minSdk=21，targetSdk=28，compileSdk=3</w:t>
-      </w:r>
-      <w:r>
-        <w:rPr>
-          <w:rFonts w:hint="eastAsia"/>
-          <w:b/>
-          <w:bCs/>
-          <w:color w:val="9933FF"/>
+          <w:color w:val="9933ff"/>
+        </w:rPr>
+        <w:t>minSdk=2</w:t>
+      </w:r>
+      <w:r>
+        <w:rPr>
+          <w:b/>
+          <w:bCs/>
+          <w:color w:val="9933ff"/>
+          <w:lang w:val="en-US"/>
+        </w:rPr>
+        <w:t>4</w:t>
+      </w:r>
+      <w:r>
+        <w:rPr>
+          <w:b/>
+          <w:bCs/>
+          <w:color w:val="9933ff"/>
+        </w:rPr>
+        <w:t>，targetSdk=3</w:t>
+      </w:r>
+      <w:r>
+        <w:rPr>
+          <w:b/>
+          <w:bCs/>
+          <w:color w:val="9933ff"/>
+          <w:lang w:val="en-US"/>
+        </w:rPr>
+        <w:t>0</w:t>
+      </w:r>
+      <w:r>
+        <w:rPr>
+          <w:b/>
+          <w:bCs/>
+          <w:color w:val="9933ff"/>
+        </w:rPr>
+        <w:t>，compileSdk=3</w:t>
+      </w:r>
+      <w:r>
+        <w:rPr>
+          <w:rFonts w:hint="eastAsia"/>
+          <w:b/>
+          <w:bCs/>
+          <w:color w:val="9933ff"/>
           <w:lang w:val="en-US" w:eastAsia="zh-CN"/>
         </w:rPr>
         <w:t>4</w:t>
@@ -44,18 +80,22 @@
     </w:p>
     <w:p>
       <w:pPr>
-        <w:jc w:val="left"/>
-      </w:pPr>
-    </w:p>
-    <w:p>
-      <w:pPr>
-        <w:jc w:val="left"/>
-      </w:pPr>
-      <w:r>
-        <w:rPr>
-          <w:b/>
-          <w:bCs/>
-          <w:color w:val="FF0000"/>
+        <w:pStyle w:val="style0"/>
+        <w:jc w:val="left"/>
+        <w:rPr/>
+      </w:pPr>
+    </w:p>
+    <w:p>
+      <w:pPr>
+        <w:pStyle w:val="style0"/>
+        <w:jc w:val="left"/>
+        <w:rPr/>
+      </w:pPr>
+      <w:r>
+        <w:rPr>
+          <w:b/>
+          <w:bCs/>
+          <w:color w:val="ff0000"/>
         </w:rPr>
         <w:t xml:space="preserve">QPython </w:t>
       </w:r>
@@ -64,7 +104,7 @@
           <w:rFonts w:hint="eastAsia"/>
           <w:b/>
           <w:bCs/>
-          <w:color w:val="FF0000"/>
+          <w:color w:val="ff0000"/>
           <w:lang w:val="en-US" w:eastAsia="zh-CN"/>
         </w:rPr>
         <w:t>Plus</w:t>
@@ -109,7 +149,9 @@
     </w:p>
     <w:p>
       <w:pPr>
-        <w:jc w:val="left"/>
+        <w:pStyle w:val="style0"/>
+        <w:jc w:val="left"/>
+        <w:rPr/>
       </w:pPr>
       <w:r>
         <w:t xml:space="preserve">    请到</w:t>
@@ -118,7 +160,7 @@
         <w:rPr>
           <w:b/>
           <w:bCs/>
-          <w:color w:val="7030A0"/>
+          <w:color w:val="7030a0"/>
         </w:rPr>
         <w:t>https://www.bilibili.com/read/readlist/rl321663</w:t>
       </w:r>
@@ -128,12 +170,16 @@
     </w:p>
     <w:p>
       <w:pPr>
-        <w:jc w:val="left"/>
-      </w:pPr>
-    </w:p>
-    <w:p>
-      <w:pPr>
-        <w:jc w:val="left"/>
+        <w:pStyle w:val="style0"/>
+        <w:jc w:val="left"/>
+        <w:rPr/>
+      </w:pPr>
+    </w:p>
+    <w:p>
+      <w:pPr>
+        <w:pStyle w:val="style0"/>
+        <w:jc w:val="left"/>
+        <w:rPr/>
       </w:pPr>
       <w:r>
         <w:t>首次启动(自释放)过程：</w:t>
@@ -141,7 +187,7 @@
     </w:p>
     <w:p>
       <w:pPr>
-        <w:pStyle w:val="5"/>
+        <w:pStyle w:val="style179"/>
         <w:numPr>
           <w:ilvl w:val="0"/>
           <w:numId w:val="1"/>
@@ -162,7 +208,7 @@
         <w:rPr>
           <w:b/>
           <w:bCs/>
-          <w:color w:val="FF6600"/>
+          <w:color w:val="ff6600"/>
           <w:lang w:val="en-US"/>
         </w:rPr>
         <w:t>shared-preference</w:t>
@@ -172,7 +218,7 @@
           <w:rFonts w:hint="eastAsia"/>
           <w:b/>
           <w:bCs/>
-          <w:color w:val="FF6600"/>
+          <w:color w:val="ff6600"/>
           <w:lang w:val="en-US" w:eastAsia="zh-CN"/>
         </w:rPr>
         <w:t>/security_tip</w:t>
@@ -199,7 +245,7 @@
     </w:p>
     <w:p>
       <w:pPr>
-        <w:pStyle w:val="5"/>
+        <w:pStyle w:val="style179"/>
         <w:numPr>
           <w:ilvl w:val="0"/>
           <w:numId w:val="1"/>
@@ -208,8 +254,8 @@
         <w:jc w:val="left"/>
         <w:rPr>
           <w:rFonts w:hint="default"/>
-          <w:b w:val="0"/>
-          <w:bCs w:val="0"/>
+          <w:b w:val="false"/>
+          <w:bCs w:val="false"/>
           <w:color w:val="auto"/>
         </w:rPr>
       </w:pPr>
@@ -236,7 +282,7 @@
         <w:rPr>
           <w:rFonts w:hint="default"/>
           <w:b/>
-          <w:color w:val="0000FF"/>
+          <w:color w:val="0000ff"/>
         </w:rPr>
         <w:t>resource.mp3</w:t>
       </w:r>
@@ -275,8 +321,8 @@
       <w:r>
         <w:rPr>
           <w:rFonts w:hint="default"/>
-          <w:b w:val="0"/>
-          <w:bCs w:val="0"/>
+          <w:b w:val="false"/>
+          <w:bCs w:val="false"/>
           <w:color w:val="auto"/>
         </w:rPr>
         <w:t>files/</w:t>
@@ -284,7 +330,7 @@
     </w:p>
     <w:p>
       <w:pPr>
-        <w:pStyle w:val="5"/>
+        <w:pStyle w:val="style179"/>
         <w:numPr>
           <w:ilvl w:val="1"/>
           <w:numId w:val="1"/>
@@ -293,17 +339,16 @@
         <w:jc w:val="left"/>
         <w:rPr>
           <w:rFonts w:hint="default"/>
-          <w:b w:val="0"/>
-          <w:bCs w:val="0"/>
-          <w:color w:val="auto"/>
-        </w:rPr>
-      </w:pPr>
-      <w:r>
-        <w:rPr>
-          <w:rFonts w:hint="default"/>
           <w:b/>
           <w:color w:val="800000"/>
         </w:rPr>
+      </w:pPr>
+      <w:r>
+        <w:rPr>
+          <w:rFonts w:hint="default"/>
+          <w:b/>
+          <w:color w:val="800000"/>
+        </w:rPr>
         <w:t>resource.mp3-中心区</w:t>
       </w:r>
       <w:r>
@@ -418,30 +463,17 @@
         </w:rPr>
         <w:t>、lib/libc++_shared.so)</w:t>
       </w:r>
-      <w:r>
-        <w:rPr>
-          <w:rFonts w:hint="default"/>
-        </w:rPr>
-        <w:t>，</w:t>
-      </w:r>
-      <w:r>
-        <w:rPr>
-          <w:rFonts w:hint="default"/>
-          <w:b/>
-          <w:color w:val="008000"/>
-        </w:rPr>
-        <w:t>一级启动引导(qpython.sh，qpython-root.sh)</w:t>
-      </w:r>
-    </w:p>
-    <w:p>
-      <w:pPr>
-        <w:pStyle w:val="5"/>
+    </w:p>
+    <w:p>
+      <w:pPr>
+        <w:pStyle w:val="style179"/>
         <w:numPr>
           <w:ilvl w:val="1"/>
           <w:numId w:val="1"/>
         </w:numPr>
         <w:ind w:firstLineChars="0"/>
         <w:jc w:val="left"/>
+        <w:rPr/>
       </w:pPr>
       <w:r>
         <w:rPr>
@@ -496,13 +528,14 @@
     </w:p>
     <w:p>
       <w:pPr>
-        <w:pStyle w:val="5"/>
+        <w:pStyle w:val="style179"/>
         <w:numPr>
           <w:ilvl w:val="0"/>
           <w:numId w:val="1"/>
         </w:numPr>
         <w:ind w:firstLineChars="0"/>
         <w:jc w:val="left"/>
+        <w:rPr/>
       </w:pPr>
       <w:r>
         <w:rPr>
@@ -512,11 +545,11 @@
       </w:r>
       <w:r>
         <w:rPr>
-          <w:rFonts w:hint="default" w:ascii="Calibri" w:hAnsi="Calibri" w:eastAsia="宋体" w:cs="Times New Roman"/>
-          <w:b w:val="0"/>
-          <w:bCs w:val="0"/>
-          <w:i w:val="0"/>
-          <w:iCs w:val="0"/>
+          <w:rFonts w:ascii="Calibri" w:cs="Times New Roman" w:eastAsia="宋体" w:hAnsi="Calibri" w:hint="default"/>
+          <w:b w:val="false"/>
+          <w:bCs w:val="false"/>
+          <w:i w:val="false"/>
+          <w:iCs w:val="false"/>
           <w:color w:val="auto"/>
           <w:kern w:val="1"/>
           <w:sz w:val="21"/>
@@ -537,7 +570,7 @@
         <w:rPr>
           <w:b/>
           <w:bCs/>
-          <w:color w:val="0000FF"/>
+          <w:color w:val="0000ff"/>
           <w:lang w:val="en-US"/>
         </w:rPr>
         <w:t>security_tip</w:t>
@@ -551,7 +584,7 @@
     </w:p>
     <w:p>
       <w:pPr>
-        <w:pStyle w:val="5"/>
+        <w:pStyle w:val="style179"/>
         <w:numPr>
           <w:ilvl w:val="0"/>
           <w:numId w:val="1"/>
@@ -571,13 +604,14 @@
     </w:p>
     <w:p>
       <w:pPr>
-        <w:pStyle w:val="5"/>
+        <w:pStyle w:val="style179"/>
         <w:numPr>
           <w:ilvl w:val="1"/>
           <w:numId w:val="1"/>
         </w:numPr>
         <w:ind w:firstLineChars="0"/>
         <w:jc w:val="left"/>
+        <w:rPr/>
       </w:pPr>
       <w:r>
         <w:rPr>
@@ -595,13 +629,14 @@
     </w:p>
     <w:p>
       <w:pPr>
-        <w:pStyle w:val="5"/>
+        <w:pStyle w:val="style179"/>
         <w:numPr>
           <w:ilvl w:val="1"/>
           <w:numId w:val="1"/>
         </w:numPr>
         <w:ind w:firstLineChars="0"/>
         <w:jc w:val="left"/>
+        <w:rPr/>
       </w:pPr>
       <w:r>
         <w:rPr>
@@ -619,13 +654,304 @@
     </w:p>
     <w:p>
       <w:pPr>
-        <w:pStyle w:val="5"/>
+        <w:pStyle w:val="style179"/>
         <w:numPr>
           <w:ilvl w:val="0"/>
           <w:numId w:val="1"/>
         </w:numPr>
         <w:ind w:firstLineChars="0"/>
         <w:jc w:val="left"/>
+        <w:rPr/>
+      </w:pPr>
+      <w:r>
+        <w:rPr>
+          <w:rFonts w:ascii="Calibri" w:cs="Times New Roman" w:eastAsia="宋体" w:hAnsi="Calibri" w:hint="default"/>
+          <w:b w:val="false"/>
+          <w:bCs w:val="false"/>
+          <w:i w:val="false"/>
+          <w:iCs w:val="false"/>
+          <w:color w:val="auto"/>
+          <w:kern w:val="1"/>
+          <w:sz w:val="21"/>
+          <w:szCs w:val="22"/>
+          <w:highlight w:val="none"/>
+          <w:vertAlign w:val="baseline"/>
+          <w:em w:val="none"/>
+        </w:rPr>
+        <w:t>Android</w:t>
+      </w:r>
+      <w:r>
+        <w:rPr>
+          <w:rFonts w:ascii="Calibri" w:cs="Times New Roman" w:eastAsia="宋体" w:hAnsi="Calibri" w:hint="default"/>
+          <w:b w:val="false"/>
+          <w:bCs w:val="false"/>
+          <w:i w:val="false"/>
+          <w:iCs w:val="false"/>
+          <w:color w:val="auto"/>
+          <w:kern w:val="1"/>
+          <w:sz w:val="21"/>
+          <w:szCs w:val="22"/>
+          <w:highlight w:val="none"/>
+          <w:vertAlign w:val="baseline"/>
+          <w:em w:val="none"/>
+        </w:rPr>
+        <w:t xml:space="preserve"> </w:t>
+      </w:r>
+      <w:r>
+        <w:rPr>
+          <w:rFonts w:ascii="Calibri" w:cs="Times New Roman" w:eastAsia="宋体" w:hAnsi="Calibri" w:hint="default"/>
+          <w:b w:val="false"/>
+          <w:bCs w:val="false"/>
+          <w:i w:val="false"/>
+          <w:iCs w:val="false"/>
+          <w:color w:val="auto"/>
+          <w:kern w:val="1"/>
+          <w:sz w:val="21"/>
+          <w:szCs w:val="22"/>
+          <w:highlight w:val="none"/>
+          <w:vertAlign w:val="baseline"/>
+          <w:em w:val="none"/>
+        </w:rPr>
+        <w:t>Java</w:t>
+      </w:r>
+      <w:r>
+        <w:rPr>
+          <w:rFonts w:ascii="Calibri" w:cs="Times New Roman" w:eastAsia="宋体" w:hAnsi="Calibri" w:hint="default"/>
+          <w:b w:val="false"/>
+          <w:bCs w:val="false"/>
+          <w:i w:val="false"/>
+          <w:iCs w:val="false"/>
+          <w:color w:val="auto"/>
+          <w:kern w:val="1"/>
+          <w:sz w:val="21"/>
+          <w:szCs w:val="22"/>
+          <w:highlight w:val="none"/>
+          <w:vertAlign w:val="baseline"/>
+          <w:em w:val="none"/>
+          <w:lang w:val="en-US"/>
+        </w:rPr>
+        <w:t xml:space="preserve"> </w:t>
+      </w:r>
+      <w:r>
+        <w:rPr>
+          <w:rFonts w:ascii="Calibri" w:cs="Times New Roman" w:eastAsia="宋体" w:hAnsi="Calibri" w:hint="default"/>
+          <w:b w:val="false"/>
+          <w:bCs w:val="false"/>
+          <w:i w:val="false"/>
+          <w:iCs w:val="false"/>
+          <w:color w:val="auto"/>
+          <w:kern w:val="1"/>
+          <w:sz w:val="21"/>
+          <w:szCs w:val="22"/>
+          <w:highlight w:val="none"/>
+          <w:vertAlign w:val="baseline"/>
+          <w:em w:val="none"/>
+          <w:lang w:val="en-US"/>
+        </w:rPr>
+        <w:t>QPySDK</w:t>
+      </w:r>
+      <w:r>
+        <w:rPr>
+          <w:rFonts w:ascii="Calibri" w:cs="Times New Roman" w:eastAsia="宋体" w:hAnsi="Calibri" w:hint="default"/>
+          <w:b w:val="false"/>
+          <w:bCs w:val="false"/>
+          <w:i w:val="false"/>
+          <w:iCs w:val="false"/>
+          <w:color w:val="auto"/>
+          <w:kern w:val="1"/>
+          <w:sz w:val="21"/>
+          <w:szCs w:val="22"/>
+          <w:highlight w:val="none"/>
+          <w:vertAlign w:val="baseline"/>
+          <w:em w:val="none"/>
+        </w:rPr>
+        <w:t xml:space="preserve"> 检测 </w:t>
+      </w:r>
+      <w:r>
+        <w:rPr>
+          <w:rFonts w:ascii="Calibri" w:cs="Times New Roman" w:eastAsia="宋体" w:hAnsi="Calibri" w:hint="default"/>
+          <w:b w:val="false"/>
+          <w:bCs w:val="false"/>
+          <w:i w:val="false"/>
+          <w:iCs w:val="false"/>
+          <w:color w:val="auto"/>
+          <w:kern w:val="1"/>
+          <w:sz w:val="21"/>
+          <w:szCs w:val="22"/>
+          <w:highlight w:val="none"/>
+          <w:vertAlign w:val="baseline"/>
+          <w:em w:val="none"/>
+        </w:rPr>
+        <w:t>/data/data/</w:t>
+      </w:r>
+      <w:r>
+        <w:rPr>
+          <w:rFonts w:ascii="Calibri" w:cs="Times New Roman" w:eastAsia="宋体" w:hAnsi="Calibri" w:hint="default"/>
+          <w:b w:val="false"/>
+          <w:bCs w:val="false"/>
+          <w:i w:val="false"/>
+          <w:iCs w:val="false"/>
+          <w:color w:val="auto"/>
+          <w:kern w:val="1"/>
+          <w:sz w:val="21"/>
+          <w:szCs w:val="22"/>
+          <w:highlight w:val="none"/>
+          <w:vertAlign w:val="baseline"/>
+          <w:em w:val="none"/>
+          <w:lang w:val="en-US" w:eastAsia="zh-CN"/>
+        </w:rPr>
+        <w:t>org</w:t>
+      </w:r>
+      <w:r>
+        <w:rPr>
+          <w:rFonts w:ascii="Calibri" w:cs="Times New Roman" w:eastAsia="宋体" w:hAnsi="Calibri" w:hint="default"/>
+          <w:b w:val="false"/>
+          <w:bCs w:val="false"/>
+          <w:i w:val="false"/>
+          <w:iCs w:val="false"/>
+          <w:color w:val="auto"/>
+          <w:kern w:val="1"/>
+          <w:sz w:val="21"/>
+          <w:szCs w:val="22"/>
+          <w:highlight w:val="none"/>
+          <w:vertAlign w:val="baseline"/>
+          <w:em w:val="none"/>
+        </w:rPr>
+        <w:t>.qpython</w:t>
+      </w:r>
+      <w:r>
+        <w:rPr>
+          <w:rFonts w:ascii="Calibri" w:cs="Times New Roman" w:eastAsia="宋体" w:hAnsi="Calibri" w:hint="default"/>
+          <w:b w:val="false"/>
+          <w:bCs w:val="false"/>
+          <w:i w:val="false"/>
+          <w:iCs w:val="false"/>
+          <w:color w:val="auto"/>
+          <w:kern w:val="1"/>
+          <w:sz w:val="21"/>
+          <w:szCs w:val="22"/>
+          <w:highlight w:val="none"/>
+          <w:vertAlign w:val="baseline"/>
+          <w:em w:val="none"/>
+          <w:lang w:val="en-US" w:eastAsia="zh-CN"/>
+        </w:rPr>
+        <w:t>.plus</w:t>
+      </w:r>
+      <w:r>
+        <w:rPr>
+          <w:rFonts w:ascii="Calibri" w:cs="Times New Roman" w:eastAsia="宋体" w:hAnsi="Calibri" w:hint="default"/>
+          <w:b w:val="false"/>
+          <w:bCs w:val="false"/>
+          <w:i w:val="false"/>
+          <w:iCs w:val="false"/>
+          <w:color w:val="auto"/>
+          <w:kern w:val="1"/>
+          <w:sz w:val="21"/>
+          <w:szCs w:val="22"/>
+          <w:highlight w:val="none"/>
+          <w:vertAlign w:val="baseline"/>
+          <w:em w:val="none"/>
+        </w:rPr>
+        <w:t>/files/</w:t>
+      </w:r>
+      <w:r>
+        <w:rPr>
+          <w:rFonts w:ascii="Calibri" w:cs="Times New Roman" w:eastAsia="宋体" w:hAnsi="Calibri" w:hint="default"/>
+          <w:b/>
+          <w:bCs/>
+          <w:i w:val="false"/>
+          <w:iCs w:val="false"/>
+          <w:color w:val="0000ff"/>
+          <w:kern w:val="1"/>
+          <w:sz w:val="21"/>
+          <w:szCs w:val="22"/>
+          <w:highlight w:val="none"/>
+          <w:vertAlign w:val="baseline"/>
+          <w:em w:val="none"/>
+          <w:lang w:val="en-US"/>
+        </w:rPr>
+        <w:t>bin/</w:t>
+      </w:r>
+      <w:r>
+        <w:rPr>
+          <w:rFonts w:ascii="Calibri" w:cs="Times New Roman" w:eastAsia="宋体" w:hAnsi="Calibri" w:hint="default"/>
+          <w:b/>
+          <w:bCs/>
+          <w:i w:val="false"/>
+          <w:iCs w:val="false"/>
+          <w:color w:val="0000ff"/>
+          <w:kern w:val="1"/>
+          <w:sz w:val="21"/>
+          <w:szCs w:val="22"/>
+          <w:highlight w:val="none"/>
+          <w:vertAlign w:val="baseline"/>
+          <w:em w:val="none"/>
+        </w:rPr>
+        <w:t>python</w:t>
+      </w:r>
+      <w:r>
+        <w:rPr>
+          <w:rFonts w:ascii="Calibri" w:cs="Times New Roman" w:eastAsia="宋体" w:hAnsi="Calibri" w:hint="default"/>
+          <w:b w:val="false"/>
+          <w:bCs w:val="false"/>
+          <w:i w:val="false"/>
+          <w:iCs w:val="false"/>
+          <w:color w:val="auto"/>
+          <w:kern w:val="1"/>
+          <w:sz w:val="21"/>
+          <w:szCs w:val="22"/>
+          <w:highlight w:val="none"/>
+          <w:vertAlign w:val="baseline"/>
+          <w:em w:val="none"/>
+        </w:rPr>
+        <w:t>，</w:t>
+      </w:r>
+      <w:r>
+        <w:rPr>
+          <w:rFonts w:ascii="Calibri" w:cs="Times New Roman" w:eastAsia="宋体" w:hAnsi="Calibri" w:hint="default"/>
+          <w:b w:val="false"/>
+          <w:bCs w:val="false"/>
+          <w:i w:val="false"/>
+          <w:iCs w:val="false"/>
+          <w:color w:val="auto"/>
+          <w:kern w:val="1"/>
+          <w:sz w:val="21"/>
+          <w:szCs w:val="22"/>
+          <w:highlight w:val="none"/>
+          <w:vertAlign w:val="baseline"/>
+          <w:em w:val="none"/>
+          <w:lang w:val="en-US"/>
+        </w:rPr>
+        <w:t>若</w:t>
+      </w:r>
+      <w:r>
+        <w:rPr>
+          <w:rFonts w:ascii="Calibri" w:cs="Times New Roman" w:eastAsia="宋体" w:hAnsi="Calibri" w:hint="default"/>
+          <w:b w:val="false"/>
+          <w:bCs w:val="false"/>
+          <w:i w:val="false"/>
+          <w:iCs w:val="false"/>
+          <w:color w:val="auto"/>
+          <w:kern w:val="1"/>
+          <w:sz w:val="21"/>
+          <w:szCs w:val="22"/>
+          <w:highlight w:val="none"/>
+          <w:vertAlign w:val="baseline"/>
+          <w:em w:val="none"/>
+        </w:rPr>
+        <w:t>检测为不存在，则启动自释放更新过程</w:t>
+      </w:r>
+    </w:p>
+    <w:p>
+      <w:pPr>
+        <w:pStyle w:val="style179"/>
+        <w:numPr>
+          <w:ilvl w:val="0"/>
+          <w:numId w:val="1"/>
+        </w:numPr>
+        <w:ind w:firstLineChars="0"/>
+        <w:jc w:val="left"/>
+        <w:rPr/>
       </w:pPr>
       <w:r>
         <w:t>Android Java</w:t>
@@ -666,7 +992,7 @@
         <w:rPr>
           <w:b/>
           <w:bCs/>
-          <w:color w:val="0000FF"/>
+          <w:color w:val="0000ff"/>
           <w:lang w:val="en-US"/>
         </w:rPr>
         <w:t>text/ver/</w:t>
@@ -675,17 +1001,35 @@
         <w:rPr>
           <w:b/>
           <w:bCs/>
-          <w:color w:val="0000FF"/>
+          <w:color w:val="0000ff"/>
         </w:rPr>
         <w:t>qpython</w:t>
       </w:r>
       <w:r>
-        <w:t>，检测为不存在或QPython版本号不相同，则启动自释放更新过程</w:t>
-      </w:r>
-    </w:p>
-    <w:p>
-      <w:pPr>
-        <w:pStyle w:val="5"/>
+        <w:t>，</w:t>
+      </w:r>
+      <w:r>
+        <w:rPr>
+          <w:lang w:val="en-US"/>
+        </w:rPr>
+        <w:t>若</w:t>
+      </w:r>
+      <w:r>
+        <w:t>检测为不存在或QPython版本号不相同，则</w:t>
+      </w:r>
+      <w:r>
+        <w:rPr>
+          <w:lang w:val="en-US"/>
+        </w:rPr>
+        <w:t>也</w:t>
+      </w:r>
+      <w:r>
+        <w:t>启动自释放更新过程</w:t>
+      </w:r>
+    </w:p>
+    <w:p>
+      <w:pPr>
+        <w:pStyle w:val="style179"/>
         <w:numPr>
           <w:ilvl w:val="0"/>
           <w:numId w:val="1"/>
@@ -701,11 +1045,11 @@
       </w:r>
       <w:r>
         <w:rPr>
-          <w:rFonts w:hint="default" w:ascii="Calibri" w:hAnsi="Calibri" w:eastAsia="宋体" w:cs="Times New Roman"/>
-          <w:b w:val="0"/>
-          <w:bCs w:val="0"/>
-          <w:i w:val="0"/>
-          <w:iCs w:val="0"/>
+          <w:rFonts w:ascii="Calibri" w:cs="Times New Roman" w:eastAsia="宋体" w:hAnsi="Calibri" w:hint="default"/>
+          <w:b w:val="false"/>
+          <w:bCs w:val="false"/>
+          <w:i w:val="false"/>
+          <w:iCs w:val="false"/>
           <w:color w:val="auto"/>
           <w:kern w:val="1"/>
           <w:sz w:val="21"/>
@@ -728,24 +1072,25 @@
     </w:p>
     <w:p>
       <w:pPr>
-        <w:pStyle w:val="5"/>
+        <w:pStyle w:val="style179"/>
         <w:numPr>
           <w:ilvl w:val="1"/>
           <w:numId w:val="1"/>
         </w:numPr>
         <w:ind w:firstLineChars="0"/>
         <w:jc w:val="left"/>
-      </w:pPr>
-      <w:r>
-        <w:rPr>
-          <w:lang w:val="en-US"/>
-        </w:rPr>
-        <w:t>如果未执行，按照步骤(2)解压缩</w:t>
-      </w:r>
-    </w:p>
-    <w:p>
-      <w:pPr>
-        <w:pStyle w:val="5"/>
+        <w:rPr/>
+      </w:pPr>
+      <w:r>
+        <w:rPr>
+          <w:lang w:val="en-US"/>
+        </w:rPr>
+        <w:t>如果未执行，按照步骤2解压缩</w:t>
+      </w:r>
+    </w:p>
+    <w:p>
+      <w:pPr>
+        <w:pStyle w:val="style179"/>
         <w:numPr>
           <w:ilvl w:val="1"/>
           <w:numId w:val="1"/>
@@ -753,33 +1098,34 @@
         <w:ind w:firstLineChars="0"/>
         <w:jc w:val="left"/>
         <w:rPr>
-          <w:b w:val="0"/>
-          <w:bCs w:val="0"/>
-          <w:color w:val="auto"/>
-          <w:lang w:val="en-US"/>
-        </w:rPr>
-      </w:pPr>
-      <w:r>
-        <w:rPr>
-          <w:lang w:val="en-US"/>
-        </w:rPr>
-        <w:t>如果已执行，跳过此第(6)步</w:t>
-      </w:r>
-    </w:p>
-    <w:p>
-      <w:pPr>
-        <w:pStyle w:val="5"/>
+          <w:b w:val="false"/>
+          <w:bCs w:val="false"/>
+          <w:color w:val="auto"/>
+          <w:lang w:val="en-US"/>
+        </w:rPr>
+      </w:pPr>
+      <w:r>
+        <w:rPr>
+          <w:lang w:val="en-US"/>
+        </w:rPr>
+        <w:t>如果已执行，跳过此第7步</w:t>
+      </w:r>
+    </w:p>
+    <w:p>
+      <w:pPr>
+        <w:pStyle w:val="style179"/>
         <w:numPr>
           <w:ilvl w:val="0"/>
           <w:numId w:val="1"/>
         </w:numPr>
         <w:ind w:firstLineChars="0"/>
         <w:jc w:val="left"/>
-      </w:pPr>
-      <w:r>
-        <w:rPr>
-          <w:b w:val="0"/>
-          <w:bCs w:val="0"/>
+        <w:rPr/>
+      </w:pPr>
+      <w:r>
+        <w:rPr>
+          <w:b w:val="false"/>
+          <w:bCs w:val="false"/>
           <w:color w:val="auto"/>
           <w:lang w:val="en-US"/>
         </w:rPr>
@@ -787,11 +1133,11 @@
       </w:r>
       <w:r>
         <w:rPr>
-          <w:rFonts w:hint="default" w:ascii="Calibri" w:hAnsi="Calibri" w:eastAsia="宋体" w:cs="Times New Roman"/>
-          <w:b w:val="0"/>
-          <w:bCs w:val="0"/>
-          <w:i w:val="0"/>
-          <w:iCs w:val="0"/>
+          <w:rFonts w:ascii="Calibri" w:cs="Times New Roman" w:eastAsia="宋体" w:hAnsi="Calibri" w:hint="default"/>
+          <w:b w:val="false"/>
+          <w:bCs w:val="false"/>
+          <w:i w:val="false"/>
+          <w:iCs w:val="false"/>
           <w:color w:val="auto"/>
           <w:kern w:val="1"/>
           <w:sz w:val="21"/>
@@ -846,20 +1192,21 @@
         <w:rPr>
           <w:rFonts w:hint="default"/>
           <w:b/>
-          <w:color w:val="0000FF"/>
+          <w:color w:val="0000ff"/>
         </w:rPr>
         <w:t>resource.version</w:t>
       </w:r>
     </w:p>
     <w:p>
       <w:pPr>
-        <w:pStyle w:val="5"/>
+        <w:pStyle w:val="style179"/>
         <w:numPr>
           <w:ilvl w:val="0"/>
           <w:numId w:val="1"/>
         </w:numPr>
         <w:ind w:firstLineChars="0"/>
         <w:jc w:val="left"/>
+        <w:rPr/>
       </w:pPr>
       <w:r>
         <w:t xml:space="preserve">Android Java </w:t>
@@ -868,678 +1215,973 @@
         <w:rPr>
           <w:lang w:val="en-US"/>
         </w:rPr>
-        <w:t xml:space="preserve">QPySDK </w:t>
+        <w:t xml:space="preserve">QPythonMain </w:t>
+      </w:r>
+      <w:r>
+        <w:t xml:space="preserve">运行 </w:t>
+      </w:r>
+      <w:r>
+        <w:rPr>
+          <w:b/>
+          <w:bCs/>
+          <w:color w:val="0000ff"/>
+        </w:rPr>
+        <w:t>一级启动引导</w:t>
+      </w:r>
+      <w:r>
+        <w:rPr>
+          <w:b/>
+          <w:bCs/>
+          <w:color w:val="0000ff"/>
+          <w:lang w:val="en-US"/>
+        </w:rPr>
+        <w:t xml:space="preserve"> </w:t>
+      </w:r>
+      <w:r>
+        <w:rPr>
+          <w:b/>
+          <w:bCs/>
+          <w:color w:val="9933ff"/>
+          <w:lang w:val="en-US"/>
+        </w:rPr>
+        <w:t>'</w:t>
+      </w:r>
+      <w:r>
+        <w:rPr>
+          <w:b/>
+          <w:bCs/>
+          <w:color w:val="00b050"/>
+          <w:lang w:val="en-US"/>
+        </w:rPr>
+        <w:t>TermActivity.</w:t>
+      </w:r>
+      <w:r>
+        <w:rPr>
+          <w:b/>
+          <w:bCs/>
+          <w:color w:val="00b050"/>
+        </w:rPr>
+        <w:t>this.getApplicationInfo()</w:t>
+      </w:r>
+      <w:r>
+        <w:rPr>
+          <w:b/>
+          <w:bCs/>
+          <w:color w:val="0000ff"/>
+        </w:rPr>
+        <w:t>.</w:t>
+      </w:r>
+      <w:r>
+        <w:rPr>
+          <w:b/>
+          <w:bCs/>
+          <w:color w:val="c00000"/>
+        </w:rPr>
+        <w:t>nativeLibraryDir</w:t>
+      </w:r>
+      <w:r>
+        <w:rPr>
+          <w:b/>
+          <w:bCs/>
+          <w:color w:val="0000ff"/>
+        </w:rPr>
+        <w:t xml:space="preserve"> + "/</w:t>
+      </w:r>
+      <w:r>
+        <w:rPr>
+          <w:b/>
+          <w:bCs/>
+          <w:color w:val="c00000"/>
+        </w:rPr>
+        <w:t>lib-qpython-setup.so</w:t>
+      </w:r>
+      <w:r>
+        <w:rPr>
+          <w:b/>
+          <w:bCs/>
+          <w:color w:val="0000ff"/>
+        </w:rPr>
+        <w:t xml:space="preserve"> </w:t>
+      </w:r>
+      <w:r>
+        <w:rPr>
+          <w:b/>
+          <w:bCs/>
+          <w:color w:val="ff9900"/>
+        </w:rPr>
+        <w:t>setup</w:t>
+      </w:r>
+      <w:r>
+        <w:rPr>
+          <w:b/>
+          <w:bCs/>
+          <w:color w:val="0000ff"/>
+          <w:lang w:val="en-US"/>
+        </w:rPr>
+        <w:t>"</w:t>
+      </w:r>
+      <w:r>
+        <w:rPr>
+          <w:b/>
+          <w:bCs/>
+          <w:color w:val="9933ff"/>
+          <w:lang w:val="en-US"/>
+        </w:rPr>
+        <w:t>'</w:t>
+      </w:r>
+    </w:p>
+    <w:p>
+      <w:pPr>
+        <w:pStyle w:val="style179"/>
+        <w:numPr>
+          <w:ilvl w:val="0"/>
+          <w:numId w:val="1"/>
+        </w:numPr>
+        <w:ind w:firstLineChars="0"/>
+        <w:jc w:val="left"/>
+        <w:rPr>
+          <w:rFonts w:ascii="Calibri" w:cs="Times New Roman" w:eastAsia="宋体" w:hAnsi="Calibri" w:hint="default"/>
+          <w:b w:val="false"/>
+          <w:bCs w:val="false"/>
+          <w:i w:val="false"/>
+          <w:iCs w:val="false"/>
+          <w:color w:val="auto"/>
+          <w:kern w:val="1"/>
+          <w:sz w:val="21"/>
+          <w:szCs w:val="22"/>
+          <w:highlight w:val="none"/>
+          <w:vertAlign w:val="baseline"/>
+          <w:em w:val="none"/>
+        </w:rPr>
+      </w:pPr>
+      <w:r>
+        <w:rPr>
+          <w:rFonts w:ascii="Calibri" w:cs="Times New Roman" w:eastAsia="宋体" w:hAnsi="Calibri" w:hint="default"/>
+          <w:b w:val="false"/>
+          <w:bCs w:val="false"/>
+          <w:i w:val="false"/>
+          <w:iCs w:val="false"/>
+          <w:color w:val="auto"/>
+          <w:kern w:val="1"/>
+          <w:sz w:val="21"/>
+          <w:szCs w:val="22"/>
+          <w:highlight w:val="none"/>
+          <w:vertAlign w:val="baseline"/>
+          <w:em w:val="none"/>
+        </w:rPr>
+        <w:t xml:space="preserve">一级启动引导 </w:t>
+      </w:r>
+      <w:r>
+        <w:rPr>
+          <w:rFonts w:ascii="Calibri" w:cs="Times New Roman" w:eastAsia="宋体" w:hAnsi="Calibri" w:hint="default"/>
+          <w:b w:val="false"/>
+          <w:bCs w:val="false"/>
+          <w:i w:val="false"/>
+          <w:iCs w:val="false"/>
+          <w:color w:val="auto"/>
+          <w:kern w:val="1"/>
+          <w:sz w:val="21"/>
+          <w:szCs w:val="22"/>
+          <w:highlight w:val="none"/>
+          <w:vertAlign w:val="baseline"/>
+          <w:em w:val="none"/>
+          <w:lang w:val="en-US"/>
+        </w:rPr>
+        <w:t>lib-qpython-setup.so 配置 Android &gt;= 10 以上的 ELF文件的 linker64 授权方式</w:t>
+      </w:r>
+    </w:p>
+    <w:p>
+      <w:pPr>
+        <w:pStyle w:val="style179"/>
+        <w:numPr>
+          <w:ilvl w:val="0"/>
+          <w:numId w:val="1"/>
+        </w:numPr>
+        <w:ind w:firstLineChars="0"/>
+        <w:jc w:val="left"/>
+        <w:rPr/>
+      </w:pPr>
+      <w:r>
+        <w:rPr>
+          <w:rFonts w:ascii="Calibri" w:cs="Times New Roman" w:eastAsia="宋体" w:hAnsi="Calibri" w:hint="default"/>
+          <w:b w:val="false"/>
+          <w:bCs w:val="false"/>
+          <w:i w:val="false"/>
+          <w:iCs w:val="false"/>
+          <w:color w:val="auto"/>
+          <w:kern w:val="1"/>
+          <w:sz w:val="21"/>
+          <w:szCs w:val="22"/>
+          <w:highlight w:val="none"/>
+          <w:vertAlign w:val="baseline"/>
+          <w:em w:val="none"/>
+        </w:rPr>
+        <w:t>一级启动引导</w:t>
+      </w:r>
+      <w:r>
+        <w:rPr>
+          <w:rFonts w:ascii="Calibri" w:cs="Times New Roman" w:eastAsia="宋体" w:hAnsi="Calibri" w:hint="default"/>
+          <w:b w:val="false"/>
+          <w:bCs w:val="false"/>
+          <w:i w:val="false"/>
+          <w:iCs w:val="false"/>
+          <w:color w:val="auto"/>
+          <w:kern w:val="1"/>
+          <w:sz w:val="21"/>
+          <w:szCs w:val="22"/>
+          <w:highlight w:val="none"/>
+          <w:vertAlign w:val="baseline"/>
+          <w:em w:val="none"/>
+        </w:rPr>
+        <w:t xml:space="preserve"> </w:t>
+      </w:r>
+      <w:r>
+        <w:rPr>
+          <w:rFonts w:ascii="Calibri" w:cs="Times New Roman" w:eastAsia="宋体" w:hAnsi="Calibri" w:hint="default"/>
+          <w:b w:val="false"/>
+          <w:bCs w:val="false"/>
+          <w:i w:val="false"/>
+          <w:iCs w:val="false"/>
+          <w:color w:val="auto"/>
+          <w:kern w:val="1"/>
+          <w:sz w:val="21"/>
+          <w:szCs w:val="22"/>
+          <w:highlight w:val="none"/>
+          <w:vertAlign w:val="baseline"/>
+          <w:em w:val="none"/>
+        </w:rPr>
+        <w:t>lib-qpython-setup.so</w:t>
+      </w:r>
+      <w:r>
+        <w:rPr>
+          <w:rFonts w:ascii="Calibri" w:cs="Times New Roman" w:eastAsia="宋体" w:hAnsi="Calibri" w:hint="default"/>
+          <w:b w:val="false"/>
+          <w:bCs w:val="false"/>
+          <w:i w:val="false"/>
+          <w:iCs w:val="false"/>
+          <w:color w:val="auto"/>
+          <w:kern w:val="1"/>
+          <w:sz w:val="21"/>
+          <w:szCs w:val="22"/>
+          <w:highlight w:val="none"/>
+          <w:vertAlign w:val="baseline"/>
+          <w:em w:val="none"/>
+        </w:rPr>
+        <w:t xml:space="preserve"> </w:t>
+      </w:r>
+      <w:r>
+        <w:rPr>
+          <w:rFonts w:ascii="Calibri" w:cs="Times New Roman" w:eastAsia="宋体" w:hAnsi="Calibri" w:hint="default"/>
+          <w:b w:val="false"/>
+          <w:bCs w:val="false"/>
+          <w:i w:val="false"/>
+          <w:iCs w:val="false"/>
+          <w:color w:val="auto"/>
+          <w:kern w:val="1"/>
+          <w:sz w:val="21"/>
+          <w:szCs w:val="22"/>
+          <w:highlight w:val="none"/>
+          <w:vertAlign w:val="baseline"/>
+          <w:em w:val="none"/>
+          <w:lang w:val="en-US"/>
+        </w:rPr>
+        <w:t xml:space="preserve">从 </w:t>
+      </w:r>
+      <w:r>
+        <w:rPr>
+          <w:rFonts w:ascii="Calibri" w:cs="Times New Roman" w:eastAsia="宋体" w:hAnsi="Calibri" w:hint="default"/>
+          <w:b w:val="false"/>
+          <w:bCs w:val="false"/>
+          <w:i w:val="false"/>
+          <w:iCs w:val="false"/>
+          <w:color w:val="000000"/>
+          <w:kern w:val="1"/>
+          <w:sz w:val="21"/>
+          <w:szCs w:val="22"/>
+          <w:highlight w:val="none"/>
+          <w:vertAlign w:val="baseline"/>
+          <w:em w:val="none"/>
+        </w:rPr>
+        <w:t>nativeLibraryDir</w:t>
+      </w:r>
+      <w:r>
+        <w:rPr>
+          <w:rFonts w:ascii="Calibri" w:cs="Times New Roman" w:eastAsia="宋体" w:hAnsi="Calibri" w:hint="default"/>
+          <w:b/>
+          <w:bCs/>
+          <w:i w:val="false"/>
+          <w:iCs w:val="false"/>
+          <w:color w:val="00b050"/>
+          <w:kern w:val="1"/>
+          <w:sz w:val="21"/>
+          <w:szCs w:val="22"/>
+          <w:highlight w:val="none"/>
+          <w:vertAlign w:val="baseline"/>
+          <w:em w:val="none"/>
+          <w:lang w:val="en-US"/>
+        </w:rPr>
+        <w:t xml:space="preserve"> </w:t>
+      </w:r>
+      <w:r>
+        <w:rPr>
+          <w:rFonts w:ascii="Calibri" w:cs="Times New Roman" w:eastAsia="宋体" w:hAnsi="Calibri" w:hint="default"/>
+          <w:b w:val="false"/>
+          <w:bCs w:val="false"/>
+          <w:i w:val="false"/>
+          <w:iCs w:val="false"/>
+          <w:color w:val="auto"/>
+          <w:kern w:val="1"/>
+          <w:sz w:val="21"/>
+          <w:szCs w:val="22"/>
+          <w:highlight w:val="none"/>
+          <w:vertAlign w:val="baseline"/>
+          <w:em w:val="none"/>
+          <w:lang w:val="en-US"/>
+        </w:rPr>
+        <w:t>软链接busybox和python 到 bin 文件夹</w:t>
+      </w:r>
+    </w:p>
+    <w:p>
+      <w:pPr>
+        <w:pStyle w:val="style179"/>
+        <w:numPr>
+          <w:ilvl w:val="0"/>
+          <w:numId w:val="1"/>
+        </w:numPr>
+        <w:ind w:firstLineChars="0"/>
+        <w:jc w:val="left"/>
+        <w:rPr/>
+      </w:pPr>
+      <w:r>
+        <w:t xml:space="preserve">一级启动引导 lib-qpython-setup.so </w:t>
+      </w:r>
+      <w:r>
+        <w:rPr>
+          <w:rFonts w:hint="eastAsia"/>
+          <w:lang w:val="en-US" w:eastAsia="zh-CN"/>
+        </w:rPr>
+        <w:t>写入 bin/7z</w:t>
+      </w:r>
+      <w:r>
+        <w:rPr>
+          <w:rFonts w:hint="default"/>
+          <w:lang w:val="en-US" w:eastAsia="zh-CN"/>
+        </w:rPr>
+        <w:t>a</w:t>
+      </w:r>
+      <w:r>
+        <w:rPr>
+          <w:rFonts w:hint="eastAsia"/>
+          <w:lang w:val="en-US" w:eastAsia="zh-CN"/>
+        </w:rPr>
+        <w:t>，</w:t>
+      </w:r>
+      <w:r>
+        <w:t xml:space="preserve">赋予 </w:t>
+      </w:r>
+      <w:r>
+        <w:rPr>
+          <w:rFonts w:hint="eastAsia"/>
+          <w:lang w:val="en-US" w:eastAsia="zh-CN"/>
+        </w:rPr>
+        <w:t>lib/</w:t>
+      </w:r>
+      <w:r>
+        <w:t>p7zip</w:t>
+      </w:r>
+      <w:r>
+        <w:rPr>
+          <w:rFonts w:hint="eastAsia"/>
+          <w:lang w:val="en-US" w:eastAsia="zh-CN"/>
+        </w:rPr>
+        <w:t>/7z</w:t>
+      </w:r>
+      <w:r>
+        <w:rPr>
+          <w:rFonts w:hint="default"/>
+          <w:lang w:val="en-US" w:eastAsia="zh-CN"/>
+        </w:rPr>
+        <w:t>a</w:t>
+      </w:r>
+      <w:r>
+        <w:t xml:space="preserve"> 可执行权限</w:t>
+      </w:r>
+      <w:r>
+        <w:rPr>
+          <w:lang w:val="en-US"/>
+        </w:rPr>
+        <w:t>(chmod (Android&gt;=7) + linker64 (Android&gt;=10))</w:t>
+      </w:r>
+      <w:r>
+        <w:rPr>
+          <w:rFonts w:hint="eastAsia"/>
+          <w:lang w:eastAsia="zh-CN"/>
+        </w:rPr>
+        <w:t>，</w:t>
+      </w:r>
+      <w:r>
+        <w:t>调用 7z</w:t>
+      </w:r>
+      <w:r>
+        <w:rPr>
+          <w:lang w:val="en-US"/>
+        </w:rPr>
+        <w:t xml:space="preserve">a </w:t>
+      </w:r>
+      <w:r>
+        <w:t>模块</w:t>
+      </w:r>
+    </w:p>
+    <w:p>
+      <w:pPr>
+        <w:pStyle w:val="style179"/>
+        <w:numPr>
+          <w:ilvl w:val="0"/>
+          <w:numId w:val="1"/>
+        </w:numPr>
+        <w:ind w:firstLineChars="0"/>
+        <w:jc w:val="left"/>
+        <w:rPr/>
+      </w:pPr>
+      <w:r>
+        <w:t>7z</w:t>
+      </w:r>
+      <w:r>
+        <w:rPr>
+          <w:lang w:val="en-US"/>
+        </w:rPr>
+        <w:t>a</w:t>
+      </w:r>
+      <w:r>
+        <w:t xml:space="preserve">模块 解压缩 </w:t>
+      </w:r>
+      <w:r>
+        <w:rPr>
+          <w:b/>
+          <w:bCs/>
+          <w:color w:val="0000ff"/>
+        </w:rPr>
+        <w:t>private1.7z</w:t>
+      </w:r>
+      <w:r>
+        <w:t xml:space="preserve"> 到 /data/data/</w:t>
+      </w:r>
+      <w:r>
+        <w:rPr>
+          <w:rFonts w:hint="eastAsia"/>
+          <w:lang w:val="en-US" w:eastAsia="zh-CN"/>
+        </w:rPr>
+        <w:t>org</w:t>
+      </w:r>
+      <w:r>
+        <w:rPr>
+          <w:rFonts w:hint="default"/>
+        </w:rPr>
+        <w:t>.qpython</w:t>
+      </w:r>
+      <w:r>
+        <w:rPr>
+          <w:rFonts w:hint="eastAsia"/>
+          <w:lang w:val="en-US" w:eastAsia="zh-CN"/>
+        </w:rPr>
+        <w:t>.plus</w:t>
+      </w:r>
+      <w:r>
+        <w:t>/files/ 并删除 private1.7z</w:t>
+      </w:r>
+    </w:p>
+    <w:p>
+      <w:pPr>
+        <w:pStyle w:val="style0"/>
+        <w:jc w:val="left"/>
+        <w:rPr/>
+      </w:pPr>
+      <w:r>
+        <w:t xml:space="preserve">  private1.7z 包括 </w:t>
+      </w:r>
+      <w:r>
+        <w:rPr>
+          <w:u w:val="single"/>
+        </w:rPr>
+        <w:t>Python内核，IPython模块，必要精简linux组件</w:t>
+      </w:r>
+      <w:r>
+        <w:t>(不含lib/libiconv.so、lib/libc++_shared.so，这</w:t>
+      </w:r>
+      <w:r>
+        <w:rPr>
+          <w:lang w:val="en-US"/>
+        </w:rPr>
+        <w:t>两个</w:t>
+      </w:r>
+      <w:r>
+        <w:t>so文件已提前</w:t>
+      </w:r>
+      <w:r>
+        <w:rPr>
+          <w:lang w:val="en-US"/>
+        </w:rPr>
+        <w:t>跟随lib/p7zip/</w:t>
+      </w:r>
+      <w:r>
+        <w:t>7z</w:t>
+      </w:r>
+      <w:r>
+        <w:rPr>
+          <w:lang w:val="en-US"/>
+        </w:rPr>
+        <w:t>a</w:t>
+      </w:r>
+      <w:r>
+        <w:t>释放)</w:t>
+      </w:r>
+    </w:p>
+    <w:p>
+      <w:pPr>
+        <w:pStyle w:val="style179"/>
+        <w:numPr>
+          <w:ilvl w:val="0"/>
+          <w:numId w:val="1"/>
+        </w:numPr>
+        <w:ind w:firstLineChars="0"/>
+        <w:jc w:val="left"/>
+        <w:rPr/>
+      </w:pPr>
+      <w:r>
+        <w:t>7z</w:t>
+      </w:r>
+      <w:r>
+        <w:rPr>
+          <w:lang w:val="en-US"/>
+        </w:rPr>
+        <w:t>a</w:t>
+      </w:r>
+      <w:r>
+        <w:t xml:space="preserve">模块 解压缩 </w:t>
+      </w:r>
+      <w:r>
+        <w:rPr>
+          <w:b/>
+          <w:bCs/>
+          <w:color w:val="0000ff"/>
+        </w:rPr>
+        <w:t>private2.7z</w:t>
+      </w:r>
+      <w:r>
+        <w:t xml:space="preserve"> 到 /data/data/org.qpython.plus/files/ 并删除 private2.7z</w:t>
+      </w:r>
+    </w:p>
+    <w:p>
+      <w:pPr>
+        <w:pStyle w:val="style0"/>
+        <w:jc w:val="left"/>
+        <w:rPr/>
+      </w:pPr>
+      <w:r>
+        <w:t xml:space="preserve">  private2.7z 包括 </w:t>
+      </w:r>
+      <w:r>
+        <w:rPr>
+          <w:u w:val="single"/>
+        </w:rPr>
+        <w:t>androidhelper(SL4A)，</w:t>
+      </w:r>
+      <w:r>
+        <w:rPr>
+          <w:u w:val="single"/>
+          <w:lang w:val="en-US"/>
+        </w:rPr>
+        <w:t>QPython自定义终端(bin/colorConsole.py，bin/ipython.py，bin/SL4A_GUI_Console.py，bin/browserConsole.py</w:t>
+      </w:r>
+      <w:r>
+        <w:rPr>
+          <w:rFonts w:ascii="Times New Roman" w:cs="Times New Roman" w:eastAsia="宋体" w:hAnsi="Calibri" w:hint="default"/>
+          <w:b w:val="false"/>
+          <w:bCs w:val="false"/>
+          <w:i w:val="false"/>
+          <w:iCs w:val="false"/>
+          <w:color w:val="auto"/>
+          <w:kern w:val="1"/>
+          <w:sz w:val="21"/>
+          <w:szCs w:val="22"/>
+          <w:highlight w:val="none"/>
+          <w:u w:val="single" w:color="auto"/>
+          <w:vertAlign w:val="baseline"/>
+          <w:lang w:val="en-US"/>
+        </w:rPr>
+        <w:t>，bin/shell.py</w:t>
+      </w:r>
+      <w:r>
+        <w:rPr>
+          <w:u w:val="single"/>
+          <w:lang w:val="en-US"/>
+        </w:rPr>
+        <w:t>)，中英文 语言包(text/zh/和text/en/)，Python脚本</w:t>
+      </w:r>
+      <w:r>
+        <w:rPr>
+          <w:u w:val="single"/>
+        </w:rPr>
+        <w:t>引导(qpython.sh，qpython-root.sh</w:t>
+      </w:r>
+      <w:r>
+        <w:rPr>
+          <w:u w:val="none"/>
+        </w:rPr>
+        <w:t>)，</w:t>
+      </w:r>
+      <w:r>
+        <w:rPr>
+          <w:u w:val="single"/>
+          <w:lang w:val="en-US"/>
+        </w:rPr>
+        <w:t>二</w:t>
+      </w:r>
+      <w:r>
+        <w:rPr>
+          <w:u w:val="single"/>
+        </w:rPr>
+        <w:t>级启动引导setup.py</w:t>
+      </w:r>
+      <w:r>
+        <w:rPr>
+          <w:u w:val="none"/>
+        </w:rPr>
+        <w:t>，</w:t>
+      </w:r>
+      <w:r>
+        <w:rPr>
+          <w:u w:val="single"/>
+        </w:rPr>
+        <w:t>延迟释放的</w:t>
+      </w:r>
+      <w:r>
+        <w:rPr>
+          <w:rFonts w:hint="default"/>
+          <w:u w:val="single"/>
+        </w:rPr>
+        <w:t>7z</w:t>
+      </w:r>
+      <w:r>
+        <w:rPr>
+          <w:rFonts w:hint="default"/>
+          <w:u w:val="single"/>
+          <w:lang w:val="en-US"/>
+        </w:rPr>
+        <w:t>模块(除7za)</w:t>
+      </w:r>
+      <w:r>
+        <w:rPr>
+          <w:u w:val="none"/>
+          <w:lang w:val="en-US"/>
+        </w:rPr>
+        <w:t>，其他</w:t>
+      </w:r>
+      <w:r>
+        <w:rPr>
+          <w:rFonts w:hint="default"/>
+          <w:u w:val="none"/>
+        </w:rPr>
+        <w:t>QPython内部自定义模块</w:t>
+      </w:r>
+    </w:p>
+    <w:p>
+      <w:pPr>
+        <w:pStyle w:val="style179"/>
+        <w:numPr>
+          <w:ilvl w:val="0"/>
+          <w:numId w:val="1"/>
+        </w:numPr>
+        <w:ind w:firstLineChars="0"/>
+        <w:jc w:val="left"/>
+        <w:rPr/>
+      </w:pPr>
+      <w:r>
+        <w:rPr>
+          <w:lang w:val="en-US"/>
+        </w:rPr>
+        <w:t>一级启动引导 lib-qpython-setup.so 写入 bin/7z，赋予 lib/p7zip/7z 可执行权限，调用 7z 模块</w:t>
+      </w:r>
+    </w:p>
+    <w:p>
+      <w:pPr>
+        <w:pStyle w:val="style179"/>
+        <w:numPr>
+          <w:ilvl w:val="0"/>
+          <w:numId w:val="1"/>
+        </w:numPr>
+        <w:ind w:firstLineChars="0"/>
+        <w:jc w:val="left"/>
+        <w:rPr/>
+      </w:pPr>
+      <w:r>
+        <w:t xml:space="preserve">7z模块 解压缩 </w:t>
+      </w:r>
+      <w:r>
+        <w:rPr>
+          <w:b/>
+          <w:bCs/>
+          <w:color w:val="0000ff"/>
+        </w:rPr>
+        <w:t>public.7z</w:t>
+      </w:r>
+      <w:r>
+        <w:t xml:space="preserve"> 到 /sdcard/</w:t>
+      </w:r>
+      <w:r>
+        <w:rPr>
+          <w:rFonts w:hint="eastAsia"/>
+          <w:lang w:val="en-US" w:eastAsia="zh-CN"/>
+        </w:rPr>
+        <w:t>Android/data/org.qpython.plus</w:t>
+      </w:r>
+      <w:r>
+        <w:t>/ 并删除 public.7z</w:t>
+      </w:r>
+    </w:p>
+    <w:p>
+      <w:pPr>
+        <w:pStyle w:val="style0"/>
+        <w:jc w:val="left"/>
+        <w:rPr/>
+      </w:pPr>
+      <w:r>
+        <w:t xml:space="preserve">  public.7z 包括 </w:t>
+      </w:r>
+      <w:r>
+        <w:rPr>
+          <w:u w:val="single"/>
+        </w:rPr>
+        <w:t>QPython公开自定义模块(projects</w:t>
+      </w:r>
+      <w:r>
+        <w:rPr>
+          <w:u w:val="single"/>
+          <w:lang w:val="en-US"/>
+        </w:rPr>
+        <w:t>3</w:t>
+      </w:r>
+      <w:r>
+        <w:rPr>
+          <w:u w:val="single"/>
+        </w:rPr>
+        <w:t>，scripts</w:t>
+      </w:r>
+      <w:r>
+        <w:rPr>
+          <w:u w:val="single"/>
+          <w:lang w:val="en-US"/>
+        </w:rPr>
+        <w:t>3</w:t>
+      </w:r>
+      <w:r>
+        <w:rPr>
+          <w:u w:val="single"/>
+        </w:rPr>
+        <w:t>等)</w:t>
+      </w:r>
+    </w:p>
+    <w:p>
+      <w:pPr>
+        <w:pStyle w:val="style179"/>
+        <w:numPr>
+          <w:ilvl w:val="0"/>
+          <w:numId w:val="1"/>
+        </w:numPr>
+        <w:ind w:firstLineChars="0"/>
+        <w:jc w:val="left"/>
+        <w:rPr/>
+      </w:pPr>
+      <w:r>
+        <w:t>一级启动引导 lib-qpython-setup.so</w:t>
+      </w:r>
+      <w:r>
+        <w:rPr>
+          <w:lang w:val="en-US"/>
+        </w:rPr>
+        <w:t xml:space="preserve"> </w:t>
       </w:r>
       <w:r>
         <w:t>赋予 /data/data/</w:t>
       </w:r>
       <w:r>
         <w:rPr>
+          <w:lang w:val="en-US"/>
+        </w:rPr>
+        <w:t>org.qpython.plus</w:t>
+      </w:r>
+      <w:r>
+        <w:t>/files/bin/* 可执行权限</w:t>
+      </w:r>
+      <w:r>
+        <w:rPr>
+          <w:lang w:val="en-US"/>
+        </w:rPr>
+        <w:t xml:space="preserve"> ，</w:t>
+      </w:r>
+      <w:r>
+        <w:t xml:space="preserve">并启动python内核，调用 </w:t>
+      </w:r>
+      <w:r>
+        <w:rPr>
+          <w:b/>
+          <w:bCs/>
+          <w:color w:val="0000ff"/>
+          <w:lang w:val="en-US"/>
+        </w:rPr>
+        <w:t>二</w:t>
+      </w:r>
+      <w:r>
+        <w:rPr>
+          <w:b/>
+          <w:bCs/>
+          <w:color w:val="0000ff"/>
+        </w:rPr>
+        <w:t>级启动引导 setup.py</w:t>
+      </w:r>
+    </w:p>
+    <w:p>
+      <w:pPr>
+        <w:pStyle w:val="style179"/>
+        <w:numPr>
+          <w:ilvl w:val="0"/>
+          <w:numId w:val="1"/>
+        </w:numPr>
+        <w:ind w:firstLineChars="0"/>
+        <w:jc w:val="left"/>
+        <w:rPr/>
+      </w:pPr>
+      <w:r>
+        <w:rPr>
           <w:rFonts w:hint="eastAsia"/>
           <w:lang w:val="en-US" w:eastAsia="zh-CN"/>
         </w:rPr>
-        <w:t>org</w:t>
-      </w:r>
-      <w:r>
-        <w:rPr>
-          <w:rFonts w:hint="default"/>
-        </w:rPr>
-        <w:t>.qpython</w:t>
+        <w:t xml:space="preserve">setup.py 调用 </w:t>
+      </w:r>
+      <w:r>
+        <w:t>/data/data/</w:t>
+      </w:r>
+      <w:r>
+        <w:rPr>
+          <w:lang w:val="en-US"/>
+        </w:rPr>
+        <w:t>org.qpython.plus</w:t>
+      </w:r>
+      <w:r>
+        <w:t>/files/</w:t>
       </w:r>
       <w:r>
         <w:rPr>
           <w:rFonts w:hint="eastAsia"/>
           <w:lang w:val="en-US" w:eastAsia="zh-CN"/>
         </w:rPr>
-        <w:t>.plus</w:t>
-      </w:r>
-      <w:r>
-        <w:t xml:space="preserve">/files/bin/* 可执行权限，运行 </w:t>
-      </w:r>
-      <w:r>
-        <w:rPr>
-          <w:b/>
-          <w:bCs/>
-          <w:color w:val="0000FF"/>
-        </w:rPr>
-        <w:t>一级启动引导 qpython.sh</w:t>
-      </w:r>
-      <w:r>
-        <w:t xml:space="preserve"> (一级启动引导 qpython-root.sh 通过启动 qpython.sh 来实现)</w:t>
-      </w:r>
-    </w:p>
-    <w:p>
-      <w:pPr>
-        <w:pStyle w:val="5"/>
+        <w:t>bin/SymLinkAll.py ，链接部分相同文件，以减少空间占用</w:t>
+      </w:r>
+    </w:p>
+    <w:p>
+      <w:pPr>
+        <w:pStyle w:val="style179"/>
         <w:numPr>
           <w:ilvl w:val="0"/>
           <w:numId w:val="1"/>
         </w:numPr>
         <w:ind w:firstLineChars="0"/>
         <w:jc w:val="left"/>
-      </w:pPr>
-      <w:r>
-        <w:t xml:space="preserve">一级启动引导 qpython.sh </w:t>
-      </w:r>
-      <w:r>
-        <w:rPr>
-          <w:rFonts w:hint="eastAsia"/>
-          <w:lang w:val="en-US" w:eastAsia="zh-CN"/>
-        </w:rPr>
-        <w:t>写入 bin/7z</w:t>
-      </w:r>
-      <w:r>
-        <w:rPr>
-          <w:rFonts w:hint="default"/>
-          <w:lang w:val="en-US" w:eastAsia="zh-CN"/>
-        </w:rPr>
-        <w:t>a</w:t>
-      </w:r>
-      <w:r>
-        <w:rPr>
-          <w:rFonts w:hint="eastAsia"/>
-          <w:lang w:val="en-US" w:eastAsia="zh-CN"/>
+        <w:rPr/>
+      </w:pPr>
+      <w:r>
+        <w:t xml:space="preserve">setup.py </w:t>
+      </w:r>
+      <w:r>
+        <w:rPr>
+          <w:lang w:val="en-US"/>
+        </w:rPr>
+        <w:t>写入Python版本号到/data/data/org.qpython.plus/files/</w:t>
+      </w:r>
+      <w:r>
+        <w:rPr>
+          <w:b/>
+          <w:bCs/>
+          <w:color w:val="0000ff"/>
+          <w:lang w:val="en-US"/>
+        </w:rPr>
+        <w:t>text/ver/python</w:t>
+      </w:r>
+      <w:r>
+        <w:rPr>
+          <w:lang w:val="en-US"/>
         </w:rPr>
         <w:t>，</w:t>
       </w:r>
       <w:r>
-        <w:t xml:space="preserve">赋予 </w:t>
-      </w:r>
-      <w:r>
-        <w:rPr>
-          <w:rFonts w:hint="eastAsia"/>
-          <w:lang w:val="en-US" w:eastAsia="zh-CN"/>
-        </w:rPr>
-        <w:t>bin/7z</w:t>
-      </w:r>
-      <w:r>
-        <w:rPr>
-          <w:rFonts w:hint="default"/>
-          <w:lang w:val="en-US" w:eastAsia="zh-CN"/>
-        </w:rPr>
-        <w:t>a</w:t>
-      </w:r>
-      <w:r>
-        <w:rPr>
-          <w:rFonts w:hint="eastAsia"/>
-          <w:lang w:val="en-US" w:eastAsia="zh-CN"/>
-        </w:rPr>
-        <w:t xml:space="preserve"> 和 lib/</w:t>
-      </w:r>
-      <w:r>
-        <w:t>p7zip</w:t>
-      </w:r>
-      <w:r>
-        <w:rPr>
-          <w:rFonts w:hint="eastAsia"/>
-          <w:lang w:val="en-US" w:eastAsia="zh-CN"/>
-        </w:rPr>
-        <w:t>/7z</w:t>
-      </w:r>
-      <w:r>
-        <w:rPr>
-          <w:rFonts w:hint="default"/>
-          <w:lang w:val="en-US" w:eastAsia="zh-CN"/>
-        </w:rPr>
-        <w:t>a</w:t>
-      </w:r>
-      <w:r>
-        <w:t xml:space="preserve"> 可执行权限</w:t>
-      </w:r>
-      <w:r>
-        <w:rPr>
-          <w:rFonts w:hint="eastAsia"/>
-          <w:lang w:eastAsia="zh-CN"/>
-        </w:rPr>
-        <w:t>，</w:t>
-      </w:r>
-      <w:r>
-        <w:t>调用 7z</w:t>
-      </w:r>
-      <w:r>
-        <w:rPr>
-          <w:lang w:val="en-US"/>
-        </w:rPr>
-        <w:t xml:space="preserve">a </w:t>
-      </w:r>
-      <w:r>
-        <w:t>模块</w:t>
-      </w:r>
-    </w:p>
-    <w:p>
-      <w:pPr>
-        <w:pStyle w:val="5"/>
-        <w:numPr>
-          <w:ilvl w:val="0"/>
-          <w:numId w:val="1"/>
-        </w:numPr>
-        <w:ind w:firstLineChars="0"/>
-        <w:jc w:val="left"/>
-      </w:pPr>
-      <w:r>
-        <w:t>7z</w:t>
-      </w:r>
-      <w:r>
-        <w:rPr>
-          <w:lang w:val="en-US"/>
-        </w:rPr>
-        <w:t>a</w:t>
-      </w:r>
-      <w:r>
-        <w:t xml:space="preserve">模块 解压缩 </w:t>
-      </w:r>
-      <w:r>
-        <w:rPr>
-          <w:b/>
-          <w:bCs/>
-          <w:color w:val="0000FF"/>
-        </w:rPr>
-        <w:t>private1.7z</w:t>
-      </w:r>
-      <w:r>
-        <w:t xml:space="preserve"> 到 /data/data/</w:t>
-      </w:r>
-      <w:r>
-        <w:rPr>
-          <w:rFonts w:hint="eastAsia"/>
-          <w:lang w:val="en-US" w:eastAsia="zh-CN"/>
-        </w:rPr>
-        <w:t>org</w:t>
-      </w:r>
-      <w:r>
-        <w:rPr>
-          <w:rFonts w:hint="default"/>
-        </w:rPr>
-        <w:t>.qpython</w:t>
-      </w:r>
-      <w:r>
-        <w:rPr>
-          <w:rFonts w:hint="eastAsia"/>
-          <w:lang w:val="en-US" w:eastAsia="zh-CN"/>
-        </w:rPr>
-        <w:t>.plus</w:t>
-      </w:r>
-      <w:r>
-        <w:t>/files/ 并删除 private1.7z</w:t>
-      </w:r>
-    </w:p>
-    <w:p>
-      <w:pPr>
-        <w:jc w:val="left"/>
-      </w:pPr>
-      <w:r>
-        <w:t xml:space="preserve">  private1.7z 包括 </w:t>
-      </w:r>
-      <w:r>
-        <w:rPr>
-          <w:u w:val="single"/>
-        </w:rPr>
-        <w:t>Python内核，IPython模块，必要精简linux组件</w:t>
-      </w:r>
-      <w:r>
-        <w:t>(不含lib/libiconv.so、lib/libc++_shared.so，这</w:t>
-      </w:r>
-      <w:r>
-        <w:rPr>
-          <w:lang w:val="en-US"/>
-        </w:rPr>
-        <w:t>两个</w:t>
-      </w:r>
-      <w:r>
-        <w:t>so文件已提前</w:t>
-      </w:r>
-      <w:r>
-        <w:rPr>
-          <w:lang w:val="en-US"/>
-        </w:rPr>
-        <w:t>跟随lib/p7zip/</w:t>
-      </w:r>
-      <w:r>
-        <w:t>7z</w:t>
-      </w:r>
-      <w:r>
-        <w:rPr>
-          <w:lang w:val="en-US"/>
-        </w:rPr>
-        <w:t>a</w:t>
-      </w:r>
-      <w:r>
-        <w:t>释放)</w:t>
-      </w:r>
-    </w:p>
-    <w:p>
-      <w:pPr>
-        <w:pStyle w:val="5"/>
-        <w:numPr>
-          <w:ilvl w:val="0"/>
-          <w:numId w:val="1"/>
-        </w:numPr>
-        <w:ind w:firstLineChars="0"/>
-        <w:jc w:val="left"/>
-      </w:pPr>
-      <w:r>
-        <w:t>7z</w:t>
-      </w:r>
-      <w:r>
-        <w:rPr>
-          <w:lang w:val="en-US"/>
-        </w:rPr>
-        <w:t>a</w:t>
-      </w:r>
-      <w:r>
-        <w:t xml:space="preserve">模块 解压缩 </w:t>
-      </w:r>
-      <w:r>
-        <w:rPr>
-          <w:b/>
-          <w:bCs/>
-          <w:color w:val="0000FF"/>
-        </w:rPr>
-        <w:t>private2.7z</w:t>
-      </w:r>
-      <w:r>
-        <w:t xml:space="preserve"> 到 /data/data/org.qpython.plus/files/ 并删除 private2.7z</w:t>
-      </w:r>
-    </w:p>
-    <w:p>
-      <w:pPr>
-        <w:jc w:val="left"/>
-      </w:pPr>
-      <w:r>
-        <w:t xml:space="preserve">  private2.7z 包括 </w:t>
-      </w:r>
-      <w:r>
-        <w:rPr>
-          <w:u w:val="single"/>
-        </w:rPr>
-        <w:t>androidhelper(SL4A)，</w:t>
-      </w:r>
-      <w:r>
-        <w:rPr>
-          <w:u w:val="single"/>
-          <w:lang w:val="en-US"/>
-        </w:rPr>
-        <w:t>QPython自定义终端(bin/colorConsole.py，bin/ipython.py，bin/SL4A_GUI_Console.py，bin/browserConsole.py</w:t>
-      </w:r>
-      <w:r>
-        <w:rPr>
-          <w:rFonts w:hint="default" w:ascii="Times New Roman" w:hAnsi="Calibri" w:eastAsia="宋体" w:cs="Times New Roman"/>
-          <w:b w:val="0"/>
-          <w:bCs w:val="0"/>
-          <w:i w:val="0"/>
-          <w:iCs w:val="0"/>
-          <w:color w:val="auto"/>
-          <w:kern w:val="1"/>
-          <w:sz w:val="21"/>
-          <w:szCs w:val="22"/>
-          <w:highlight w:val="none"/>
-          <w:u w:val="single" w:color="auto"/>
-          <w:vertAlign w:val="baseline"/>
-          <w:lang w:val="en-US"/>
-        </w:rPr>
-        <w:t>，bin/shell.py</w:t>
-      </w:r>
-      <w:r>
-        <w:rPr>
-          <w:u w:val="single"/>
-          <w:lang w:val="en-US"/>
-        </w:rPr>
-        <w:t>)，中英文 语言包(text/zh/和text/en/)，</w:t>
-      </w:r>
-      <w:r>
-        <w:rPr>
-          <w:u w:val="single"/>
-        </w:rPr>
-        <w:t>二级启动引导(qpython.sh，qpython-root.sh</w:t>
-      </w:r>
-      <w:r>
-        <w:rPr>
-          <w:u w:val="none"/>
-        </w:rPr>
-        <w:t>，同文件名不同内容，覆盖一级启动引导)，</w:t>
-      </w:r>
-      <w:r>
-        <w:rPr>
-          <w:u w:val="single"/>
-        </w:rPr>
-        <w:t>三级启动引导setup.py</w:t>
-      </w:r>
-      <w:r>
-        <w:rPr>
-          <w:u w:val="none"/>
-        </w:rPr>
-        <w:t>，</w:t>
-      </w:r>
-      <w:r>
-        <w:rPr>
-          <w:u w:val="single"/>
-        </w:rPr>
-        <w:t>延迟释放的</w:t>
-      </w:r>
-      <w:r>
-        <w:rPr>
-          <w:rFonts w:hint="default"/>
-          <w:u w:val="single"/>
-        </w:rPr>
-        <w:t>7z</w:t>
-      </w:r>
-      <w:r>
-        <w:rPr>
-          <w:rFonts w:hint="default"/>
-          <w:u w:val="single"/>
-          <w:lang w:val="en-US"/>
-        </w:rPr>
-        <w:t>模块(除7za)</w:t>
-      </w:r>
-      <w:r>
-        <w:rPr>
-          <w:u w:val="none"/>
-          <w:lang w:val="en-US"/>
-        </w:rPr>
-        <w:t>，其他</w:t>
-      </w:r>
-      <w:r>
-        <w:rPr>
-          <w:rFonts w:hint="default"/>
-          <w:u w:val="none"/>
-        </w:rPr>
-        <w:t>QPython内部自定义模块</w:t>
-      </w:r>
-    </w:p>
-    <w:p>
-      <w:pPr>
-        <w:pStyle w:val="5"/>
-        <w:numPr>
-          <w:ilvl w:val="0"/>
-          <w:numId w:val="1"/>
-        </w:numPr>
-        <w:ind w:firstLineChars="0"/>
-        <w:jc w:val="left"/>
-      </w:pPr>
-      <w:r>
-        <w:rPr>
-          <w:lang w:val="en-US"/>
-        </w:rPr>
-        <w:t>一级启动引导 qpython.sh 写入 bin/7z，赋予 bin/7z 和 lib/p7zip/7z 可执行权限，调用 7z 模块</w:t>
-      </w:r>
-    </w:p>
-    <w:p>
-      <w:pPr>
-        <w:pStyle w:val="5"/>
-        <w:numPr>
-          <w:ilvl w:val="0"/>
-          <w:numId w:val="1"/>
-        </w:numPr>
-        <w:ind w:firstLineChars="0"/>
-        <w:jc w:val="left"/>
-      </w:pPr>
-      <w:r>
-        <w:t xml:space="preserve">7z模块 解压缩 </w:t>
-      </w:r>
-      <w:r>
-        <w:rPr>
-          <w:b/>
-          <w:bCs/>
-          <w:color w:val="0000FF"/>
-        </w:rPr>
-        <w:t>public.7z</w:t>
-      </w:r>
-      <w:r>
-        <w:t xml:space="preserve"> 到 /sdcard/</w:t>
-      </w:r>
-      <w:r>
-        <w:rPr>
-          <w:rFonts w:hint="eastAsia"/>
-          <w:lang w:val="en-US" w:eastAsia="zh-CN"/>
-        </w:rPr>
-        <w:t>Android/data/org.qpython.plus</w:t>
-      </w:r>
-      <w:r>
-        <w:t>/ 并删除 public.7z</w:t>
-      </w:r>
-    </w:p>
-    <w:p>
-      <w:pPr>
-        <w:jc w:val="left"/>
-      </w:pPr>
-      <w:r>
-        <w:t xml:space="preserve">  public.7z 包括 </w:t>
-      </w:r>
-      <w:r>
-        <w:rPr>
-          <w:u w:val="single"/>
-        </w:rPr>
-        <w:t>QPython公开自定义模块(projects</w:t>
-      </w:r>
-      <w:r>
-        <w:rPr>
-          <w:u w:val="single"/>
-          <w:lang w:val="en-US"/>
-        </w:rPr>
-        <w:t>3</w:t>
-      </w:r>
-      <w:r>
-        <w:rPr>
-          <w:u w:val="single"/>
-        </w:rPr>
-        <w:t>，scripts</w:t>
-      </w:r>
-      <w:r>
-        <w:rPr>
-          <w:u w:val="single"/>
-          <w:lang w:val="en-US"/>
-        </w:rPr>
-        <w:t>3</w:t>
-      </w:r>
-      <w:r>
-        <w:rPr>
-          <w:u w:val="single"/>
-        </w:rPr>
-        <w:t>等)</w:t>
-      </w:r>
-    </w:p>
-    <w:p>
-      <w:pPr>
-        <w:pStyle w:val="5"/>
-        <w:numPr>
-          <w:ilvl w:val="0"/>
-          <w:numId w:val="1"/>
-        </w:numPr>
-        <w:ind w:firstLineChars="0"/>
-        <w:jc w:val="left"/>
-      </w:pPr>
-      <w:r>
-        <w:t xml:space="preserve">一级启动引导 qpython.sh </w:t>
-      </w:r>
-      <w:r>
-        <w:rPr>
-          <w:lang w:val="en-US"/>
-        </w:rPr>
-        <w:t xml:space="preserve">(此时已被覆盖) </w:t>
-      </w:r>
-      <w:r>
-        <w:t>赋予 /data/data/</w:t>
-      </w:r>
-      <w:r>
-        <w:rPr>
+        <w:t xml:space="preserve">调用 androidhelper，Toast解压缩完成通知，删除 setup.py 自身，改名 </w:t>
+      </w:r>
+      <w:r>
+        <w:rPr>
+          <w:lang w:val="en-US"/>
+        </w:rPr>
+        <w:t>/data/data/org.qpython.plus/files/</w:t>
+      </w:r>
+      <w:r>
+        <w:t xml:space="preserve">resource.version 为 </w:t>
+      </w:r>
+      <w:r>
+        <w:rPr>
+          <w:rFonts w:ascii="Calibri" w:cs="Times New Roman" w:eastAsia="宋体" w:hAnsi="Calibri" w:hint="default"/>
+          <w:b w:val="false"/>
+          <w:bCs w:val="false"/>
+          <w:i w:val="false"/>
+          <w:iCs w:val="false"/>
+          <w:color w:val="auto"/>
+          <w:kern w:val="1"/>
+          <w:sz w:val="21"/>
+          <w:szCs w:val="22"/>
+          <w:highlight w:val="none"/>
+          <w:vertAlign w:val="baseline"/>
+        </w:rPr>
+        <w:t>/data/data/</w:t>
+      </w:r>
+      <w:r>
+        <w:rPr>
+          <w:rFonts w:ascii="Calibri" w:cs="Times New Roman" w:eastAsia="宋体" w:hAnsi="Calibri" w:hint="default"/>
+          <w:b w:val="false"/>
+          <w:bCs w:val="false"/>
+          <w:i w:val="false"/>
+          <w:iCs w:val="false"/>
+          <w:color w:val="auto"/>
+          <w:kern w:val="1"/>
+          <w:sz w:val="21"/>
+          <w:szCs w:val="22"/>
+          <w:highlight w:val="none"/>
+          <w:vertAlign w:val="baseline"/>
           <w:lang w:val="en-US"/>
         </w:rPr>
         <w:t>org.qpython.plus</w:t>
       </w:r>
       <w:r>
-        <w:t xml:space="preserve">/files/bin/* 可执行权限 并运行 </w:t>
-      </w:r>
-      <w:r>
-        <w:rPr>
-          <w:b/>
-          <w:bCs/>
-          <w:color w:val="0000FF"/>
-        </w:rPr>
-        <w:t>二级启动引导 qpython.sh</w:t>
-      </w:r>
-    </w:p>
-    <w:p>
-      <w:pPr>
-        <w:pStyle w:val="5"/>
-        <w:numPr>
-          <w:ilvl w:val="0"/>
-          <w:numId w:val="1"/>
-        </w:numPr>
-        <w:ind w:firstLineChars="0"/>
-        <w:jc w:val="left"/>
-      </w:pPr>
-      <w:r>
-        <w:t xml:space="preserve">二级启动引导 qpython.sh 启动python内核，调用 </w:t>
-      </w:r>
-      <w:r>
-        <w:rPr>
-          <w:b/>
-          <w:bCs/>
-          <w:color w:val="0000FF"/>
-        </w:rPr>
-        <w:t>三级启动引导 setup.py</w:t>
-      </w:r>
-    </w:p>
-    <w:p>
-      <w:pPr>
-        <w:pStyle w:val="5"/>
-        <w:numPr>
-          <w:ilvl w:val="0"/>
-          <w:numId w:val="1"/>
-        </w:numPr>
-        <w:ind w:firstLineChars="0"/>
-        <w:jc w:val="left"/>
-      </w:pPr>
-      <w:r>
-        <w:rPr>
-          <w:rFonts w:hint="eastAsia"/>
-          <w:lang w:val="en-US" w:eastAsia="zh-CN"/>
-        </w:rPr>
-        <w:t xml:space="preserve">setup.py 调用 </w:t>
-      </w:r>
-      <w:r>
-        <w:t>/data/data/</w:t>
-      </w:r>
-      <w:r>
-        <w:rPr>
-          <w:lang w:val="en-US"/>
-        </w:rPr>
-        <w:t>org.qpython.plus</w:t>
-      </w:r>
-      <w:r>
+        <w:rPr>
+          <w:rFonts w:ascii="Calibri" w:cs="Times New Roman" w:eastAsia="宋体" w:hAnsi="Calibri" w:hint="default"/>
+          <w:b w:val="false"/>
+          <w:bCs w:val="false"/>
+          <w:i w:val="false"/>
+          <w:iCs w:val="false"/>
+          <w:color w:val="auto"/>
+          <w:kern w:val="1"/>
+          <w:sz w:val="21"/>
+          <w:szCs w:val="22"/>
+          <w:highlight w:val="none"/>
+          <w:vertAlign w:val="baseline"/>
+        </w:rPr>
         <w:t>/files/</w:t>
       </w:r>
       <w:r>
         <w:rPr>
-          <w:rFonts w:hint="eastAsia"/>
-          <w:lang w:val="en-US" w:eastAsia="zh-CN"/>
-        </w:rPr>
-        <w:t>bin/SymLinkAll.py ，链接部分相同文件，以减少空间占用</w:t>
-      </w:r>
-    </w:p>
-    <w:p>
-      <w:pPr>
-        <w:pStyle w:val="5"/>
-        <w:numPr>
-          <w:ilvl w:val="0"/>
-          <w:numId w:val="1"/>
-        </w:numPr>
-        <w:ind w:firstLineChars="0"/>
-        <w:jc w:val="left"/>
-      </w:pPr>
-      <w:r>
-        <w:t xml:space="preserve">setup.py </w:t>
-      </w:r>
-      <w:r>
-        <w:rPr>
-          <w:lang w:val="en-US"/>
-        </w:rPr>
-        <w:t>写入Python版本号到/data/data/org.qpython.plus/files/</w:t>
-      </w:r>
-      <w:r>
-        <w:rPr>
-          <w:b/>
-          <w:bCs/>
-          <w:color w:val="0000FF"/>
-          <w:lang w:val="en-US"/>
-        </w:rPr>
-        <w:t>text/ver/python</w:t>
-      </w:r>
-      <w:r>
-        <w:rPr>
-          <w:lang w:val="en-US"/>
-        </w:rPr>
-        <w:t>，</w:t>
-      </w:r>
-      <w:r>
-        <w:t xml:space="preserve">调用 androidhelper，Toast解压缩完成通知，删除 setup.py 自身，改名 </w:t>
-      </w:r>
-      <w:r>
-        <w:rPr>
-          <w:lang w:val="en-US"/>
-        </w:rPr>
-        <w:t>/data/data/org.qpython.plus/files/</w:t>
-      </w:r>
-      <w:r>
-        <w:t xml:space="preserve">resource.version 为 </w:t>
-      </w:r>
-      <w:r>
-        <w:rPr>
-          <w:rFonts w:hint="default" w:ascii="Calibri" w:hAnsi="Calibri" w:eastAsia="宋体" w:cs="Times New Roman"/>
-          <w:b w:val="0"/>
-          <w:bCs w:val="0"/>
-          <w:i w:val="0"/>
-          <w:iCs w:val="0"/>
-          <w:color w:val="auto"/>
-          <w:kern w:val="1"/>
-          <w:sz w:val="21"/>
-          <w:szCs w:val="22"/>
-          <w:highlight w:val="none"/>
-          <w:vertAlign w:val="baseline"/>
-        </w:rPr>
-        <w:t>/data/data/</w:t>
-      </w:r>
-      <w:r>
-        <w:rPr>
-          <w:rFonts w:hint="default" w:ascii="Calibri" w:hAnsi="Calibri" w:eastAsia="宋体" w:cs="Times New Roman"/>
-          <w:b w:val="0"/>
-          <w:bCs w:val="0"/>
-          <w:i w:val="0"/>
-          <w:iCs w:val="0"/>
-          <w:color w:val="auto"/>
-          <w:kern w:val="1"/>
-          <w:sz w:val="21"/>
-          <w:szCs w:val="22"/>
-          <w:highlight w:val="none"/>
-          <w:vertAlign w:val="baseline"/>
-          <w:lang w:val="en-US"/>
-        </w:rPr>
-        <w:t>org.qpython.plus</w:t>
-      </w:r>
-      <w:r>
-        <w:rPr>
-          <w:rFonts w:hint="default" w:ascii="Calibri" w:hAnsi="Calibri" w:eastAsia="宋体" w:cs="Times New Roman"/>
-          <w:b w:val="0"/>
-          <w:bCs w:val="0"/>
-          <w:i w:val="0"/>
-          <w:iCs w:val="0"/>
-          <w:color w:val="auto"/>
-          <w:kern w:val="1"/>
-          <w:sz w:val="21"/>
-          <w:szCs w:val="22"/>
-          <w:highlight w:val="none"/>
-          <w:vertAlign w:val="baseline"/>
-        </w:rPr>
-        <w:t>/files/</w:t>
-      </w:r>
-      <w:r>
-        <w:rPr>
-          <w:rFonts w:hint="default" w:ascii="Calibri" w:hAnsi="Calibri" w:eastAsia="宋体" w:cs="Times New Roman"/>
-          <w:b/>
-          <w:bCs/>
-          <w:i w:val="0"/>
-          <w:iCs w:val="0"/>
-          <w:color w:val="0000FF"/>
+          <w:rFonts w:ascii="Calibri" w:cs="Times New Roman" w:eastAsia="宋体" w:hAnsi="Calibri" w:hint="default"/>
+          <w:b/>
+          <w:bCs/>
+          <w:i w:val="false"/>
+          <w:iCs w:val="false"/>
+          <w:color w:val="0000ff"/>
           <w:kern w:val="1"/>
           <w:sz w:val="21"/>
           <w:szCs w:val="22"/>
@@ -1551,12 +2193,12 @@
       </w:r>
       <w:r>
         <w:rPr>
-          <w:rFonts w:hint="default" w:ascii="Calibri" w:hAnsi="Calibri" w:eastAsia="宋体" w:cs="Times New Roman"/>
-          <w:b/>
-          <w:bCs/>
-          <w:i w:val="0"/>
-          <w:iCs w:val="0"/>
-          <w:color w:val="0000FF"/>
+          <w:rFonts w:ascii="Calibri" w:cs="Times New Roman" w:eastAsia="宋体" w:hAnsi="Calibri" w:hint="default"/>
+          <w:b/>
+          <w:bCs/>
+          <w:i w:val="false"/>
+          <w:iCs w:val="false"/>
+          <w:color w:val="0000ff"/>
           <w:kern w:val="1"/>
           <w:sz w:val="21"/>
           <w:szCs w:val="22"/>
@@ -1577,15 +2219,18 @@
     </w:p>
     <w:p>
       <w:pPr>
+        <w:pStyle w:val="style0"/>
         <w:numPr>
           <w:ilvl w:val="0"/>
           <w:numId w:val="0"/>
         </w:numPr>
         <w:jc w:val="left"/>
-      </w:pPr>
-    </w:p>
-    <w:p>
-      <w:pPr>
+        <w:rPr/>
+      </w:pPr>
+    </w:p>
+    <w:p>
+      <w:pPr>
+        <w:pStyle w:val="style0"/>
         <w:numPr>
           <w:ilvl w:val="0"/>
           <w:numId w:val="0"/>
@@ -1606,6 +2251,7 @@
     </w:p>
     <w:p>
       <w:pPr>
+        <w:pStyle w:val="style0"/>
         <w:numPr>
           <w:ilvl w:val="0"/>
           <w:numId w:val="0"/>
@@ -1626,6 +2272,7 @@
     </w:p>
     <w:p>
       <w:pPr>
+        <w:pStyle w:val="style0"/>
         <w:numPr>
           <w:ilvl w:val="0"/>
           <w:numId w:val="0"/>
@@ -1646,6 +2293,7 @@
     </w:p>
     <w:p>
       <w:pPr>
+        <w:pStyle w:val="style0"/>
         <w:numPr>
           <w:ilvl w:val="0"/>
           <w:numId w:val="0"/>
@@ -1666,6 +2314,7 @@
     </w:p>
     <w:p>
       <w:pPr>
+        <w:pStyle w:val="style0"/>
         <w:numPr>
           <w:ilvl w:val="0"/>
           <w:numId w:val="0"/>
@@ -1686,6 +2335,7 @@
     </w:p>
     <w:p>
       <w:pPr>
+        <w:pStyle w:val="style0"/>
         <w:numPr>
           <w:ilvl w:val="0"/>
           <w:numId w:val="0"/>
@@ -1706,6 +2356,7 @@
     </w:p>
     <w:p>
       <w:pPr>
+        <w:pStyle w:val="style0"/>
         <w:numPr>
           <w:ilvl w:val="0"/>
           <w:numId w:val="0"/>
@@ -1726,6 +2377,7 @@
     </w:p>
     <w:p>
       <w:pPr>
+        <w:pStyle w:val="style0"/>
         <w:numPr>
           <w:ilvl w:val="0"/>
           <w:numId w:val="0"/>
@@ -1746,6 +2398,7 @@
     </w:p>
     <w:p>
       <w:pPr>
+        <w:pStyle w:val="style0"/>
         <w:numPr>
           <w:ilvl w:val="0"/>
           <w:numId w:val="0"/>
@@ -1766,6 +2419,7 @@
     </w:p>
     <w:p>
       <w:pPr>
+        <w:pStyle w:val="style0"/>
         <w:numPr>
           <w:ilvl w:val="0"/>
           <w:numId w:val="0"/>
@@ -1786,6 +2440,7 @@
     </w:p>
     <w:p>
       <w:pPr>
+        <w:pStyle w:val="style0"/>
         <w:numPr>
           <w:ilvl w:val="0"/>
           <w:numId w:val="0"/>
@@ -1806,6 +2461,7 @@
     </w:p>
     <w:p>
       <w:pPr>
+        <w:pStyle w:val="style0"/>
         <w:numPr>
           <w:ilvl w:val="0"/>
           <w:numId w:val="0"/>
@@ -1826,6 +2482,7 @@
     </w:p>
     <w:p>
       <w:pPr>
+        <w:pStyle w:val="style0"/>
         <w:numPr>
           <w:ilvl w:val="0"/>
           <w:numId w:val="0"/>
@@ -1846,11 +2503,13 @@
     </w:p>
     <w:p>
       <w:pPr>
+        <w:pStyle w:val="style0"/>
         <w:numPr>
           <w:ilvl w:val="0"/>
           <w:numId w:val="0"/>
         </w:numPr>
         <w:jc w:val="left"/>
+        <w:rPr/>
       </w:pPr>
       <w:r>
         <w:rPr>
@@ -1861,7 +2520,7 @@
       </w:r>
     </w:p>
     <w:sectPr>
-      <w:pgSz w:w="11906" w:h="16838"/>
+      <w:pgSz w:w="11906" w:h="16838" w:orient="portrait"/>
       <w:pgMar w:top="1440" w:right="1800" w:bottom="1440" w:left="1800" w:header="720" w:footer="720" w:gutter="0"/>
       <w:cols w:space="720" w:num="1"/>
     </w:sectPr>
@@ -1869,38 +2528,13 @@
 </w:document>
 </file>
 
-<file path=word/footnotes.xml><?xml version="1.0" encoding="utf-8"?>
-<w:footnotes xmlns:wpc="http://schemas.microsoft.com/office/word/2010/wordprocessingCanvas" xmlns:mc="http://schemas.openxmlformats.org/markup-compatibility/2006" xmlns:o="urn:schemas-microsoft-com:office:office" xmlns:r="http://schemas.openxmlformats.org/officeDocument/2006/relationships" xmlns:m="http://schemas.openxmlformats.org/officeDocument/2006/math" xmlns:v="urn:schemas-microsoft-com:vml" xmlns:wp14="http://schemas.microsoft.com/office/word/2010/wordprocessingDrawing" xmlns:wp="http://schemas.openxmlformats.org/drawingml/2006/wordprocessingDrawing" xmlns:w="http://schemas.openxmlformats.org/wordprocessingml/2006/main" xmlns:w14="http://schemas.microsoft.com/office/word/2010/wordml" xmlns:w15="http://schemas.microsoft.com/office/word/2012/wordml" xmlns:w10="urn:schemas-microsoft-com:office:word" xmlns:wpg="http://schemas.microsoft.com/office/word/2010/wordprocessingGroup" xmlns:wpi="http://schemas.microsoft.com/office/word/2010/wordprocessingInk" xmlns:wne="http://schemas.microsoft.com/office/word/2006/wordml" xmlns:wps="http://schemas.microsoft.com/office/word/2010/wordprocessingShape" xmlns:wpsCustomData="http://www.wps.cn/officeDocument/2013/wpsCustomData" mc:Ignorable="w14 w15 wp14">
-  <w:footnote w:type="separator" w:id="0">
-    <w:p>
-      <w:pPr>
-        <w:spacing w:before="0" w:after="0"/>
-      </w:pPr>
-      <w:r>
-        <w:separator/>
-      </w:r>
-    </w:p>
-  </w:footnote>
-  <w:footnote w:type="continuationSeparator" w:id="1">
-    <w:p>
-      <w:pPr>
-        <w:spacing w:before="0" w:after="0"/>
-      </w:pPr>
-      <w:r>
-        <w:continuationSeparator/>
-      </w:r>
-    </w:p>
-  </w:footnote>
-</w:footnotes>
-</file>
-
 <file path=word/numbering.xml><?xml version="1.0" encoding="utf-8"?>
-<w:numbering xmlns:wpc="http://schemas.microsoft.com/office/word/2010/wordprocessingCanvas" xmlns:mc="http://schemas.openxmlformats.org/markup-compatibility/2006" xmlns:o="urn:schemas-microsoft-com:office:office" xmlns:r="http://schemas.openxmlformats.org/officeDocument/2006/relationships" xmlns:m="http://schemas.openxmlformats.org/officeDocument/2006/math" xmlns:v="urn:schemas-microsoft-com:vml" xmlns:wp14="http://schemas.microsoft.com/office/word/2010/wordprocessingDrawing" xmlns:wp="http://schemas.openxmlformats.org/drawingml/2006/wordprocessingDrawing" xmlns:w10="urn:schemas-microsoft-com:office:word" xmlns:w="http://schemas.openxmlformats.org/wordprocessingml/2006/main" xmlns:w14="http://schemas.microsoft.com/office/word/2010/wordml" xmlns:wpg="http://schemas.microsoft.com/office/word/2010/wordprocessingGroup" xmlns:wpi="http://schemas.microsoft.com/office/word/2010/wordprocessingInk" xmlns:wne="http://schemas.microsoft.com/office/word/2006/wordml" xmlns:wps="http://schemas.microsoft.com/office/word/2010/wordprocessingShape" xmlns:wpsCustomData="http://www.wps.cn/officeDocument/2013/wpsCustomData" mc:Ignorable="w14 wp14">
+<w:numbering xmlns:wpc="http://schemas.microsoft.com/office/word/2010/wordprocessingCanvas" xmlns:mc="http://schemas.openxmlformats.org/markup-compatibility/2006" xmlns:o="urn:schemas-microsoft-com:office:office" xmlns:r="http://schemas.openxmlformats.org/package/2006/relationships" xmlns:m="http://schemas.openxmlformats.org/officeDocument/2006/math" xmlns:v="urn:schemas-microsoft-com:vml" xmlns:wp14="http://schemas.microsoft.com/office/word/2010/wordprocessingDrawing" xmlns:wp="http://schemas.openxmlformats.org/drawingml/2006/wordprocessingDrawing" xmlns:w10="urn:schemas-microsoft-com:office:word" xmlns:w="http://schemas.openxmlformats.org/wordprocessingml/2006/main" xmlns:w14="http://schemas.microsoft.com/office/word/2010/wordml" xmlns:wpg="http://schemas.microsoft.com/office/word/2010/wordprocessingGroup" xmlns:wpi="http://schemas.microsoft.com/office/word/2010/wordprocessingInk" xmlns:wne="http://schemas.microsoft.com/office/word/2006/wordml" xmlns:wps="http://schemas.microsoft.com/office/word/2010/wordprocessingShape" mc:Ignorable="w14 wp14">
   <w:abstractNum w:abstractNumId="0">
-    <w:nsid w:val="00000001"/>
+    <w:nsid w:val="00000000"/>
     <w:multiLevelType w:val="multilevel"/>
     <w:tmpl w:val="00000001"/>
-    <w:lvl w:ilvl="0" w:tentative="0">
+    <w:lvl w:ilvl="0">
       <w:start w:val="1"/>
       <w:numFmt w:val="decimal"/>
       <w:lvlText w:val="%1."/>
@@ -1909,7 +2543,7 @@
         <w:ind w:left="420" w:hanging="420"/>
       </w:pPr>
     </w:lvl>
-    <w:lvl w:ilvl="1" w:tentative="0">
+    <w:lvl w:ilvl="1">
       <w:start w:val="1"/>
       <w:numFmt w:val="lowerLetter"/>
       <w:lvlText w:val="%2)"/>
@@ -1918,7 +2552,7 @@
         <w:ind w:left="840" w:hanging="420"/>
       </w:pPr>
     </w:lvl>
-    <w:lvl w:ilvl="2" w:tentative="0">
+    <w:lvl w:ilvl="2">
       <w:start w:val="1"/>
       <w:numFmt w:val="lowerRoman"/>
       <w:lvlText w:val="%3."/>
@@ -1927,7 +2561,7 @@
         <w:ind w:left="1260" w:hanging="420"/>
       </w:pPr>
     </w:lvl>
-    <w:lvl w:ilvl="3" w:tentative="0">
+    <w:lvl w:ilvl="3">
       <w:start w:val="1"/>
       <w:numFmt w:val="decimal"/>
       <w:lvlText w:val="%4."/>
@@ -1936,7 +2570,7 @@
         <w:ind w:left="1680" w:hanging="420"/>
       </w:pPr>
     </w:lvl>
-    <w:lvl w:ilvl="4" w:tentative="0">
+    <w:lvl w:ilvl="4">
       <w:start w:val="1"/>
       <w:numFmt w:val="lowerLetter"/>
       <w:lvlText w:val="%5)"/>
@@ -1945,7 +2579,7 @@
         <w:ind w:left="2100" w:hanging="420"/>
       </w:pPr>
     </w:lvl>
-    <w:lvl w:ilvl="5" w:tentative="0">
+    <w:lvl w:ilvl="5">
       <w:start w:val="1"/>
       <w:numFmt w:val="lowerRoman"/>
       <w:lvlText w:val="%6."/>
@@ -1954,7 +2588,7 @@
         <w:ind w:left="2520" w:hanging="420"/>
       </w:pPr>
     </w:lvl>
-    <w:lvl w:ilvl="6" w:tentative="0">
+    <w:lvl w:ilvl="6">
       <w:start w:val="1"/>
       <w:numFmt w:val="decimal"/>
       <w:lvlText w:val="%7."/>
@@ -1963,7 +2597,7 @@
         <w:ind w:left="2940" w:hanging="420"/>
       </w:pPr>
     </w:lvl>
-    <w:lvl w:ilvl="7" w:tentative="0">
+    <w:lvl w:ilvl="7">
       <w:start w:val="1"/>
       <w:numFmt w:val="lowerLetter"/>
       <w:lvlText w:val="%8)"/>
@@ -1972,7 +2606,7 @@
         <w:ind w:left="3360" w:hanging="420"/>
       </w:pPr>
     </w:lvl>
-    <w:lvl w:ilvl="8" w:tentative="0">
+    <w:lvl w:ilvl="8">
       <w:start w:val="1"/>
       <w:numFmt w:val="lowerRoman"/>
       <w:lvlText w:val="%9."/>
@@ -1989,268 +2623,20 @@
 </file>
 
 <file path=word/styles.xml><?xml version="1.0" encoding="utf-8"?>
-<w:styles xmlns:mc="http://schemas.openxmlformats.org/markup-compatibility/2006" xmlns:o="urn:schemas-microsoft-com:office:office" xmlns:r="http://schemas.openxmlformats.org/officeDocument/2006/relationships" xmlns:m="http://schemas.openxmlformats.org/officeDocument/2006/math" xmlns:v="urn:schemas-microsoft-com:vml" xmlns:w="http://schemas.openxmlformats.org/wordprocessingml/2006/main" xmlns:w14="http://schemas.microsoft.com/office/word/2010/wordml" xmlns:w10="urn:schemas-microsoft-com:office:word" xmlns:sl="http://schemas.openxmlformats.org/schemaLibrary/2006/main" xmlns:wpsCustomData="http://www.wps.cn/officeDocument/2013/wpsCustomData" mc:Ignorable="w14">
+<w:styles xmlns:mc="http://schemas.openxmlformats.org/markup-compatibility/2006" xmlns:w="http://schemas.openxmlformats.org/wordprocessingml/2006/main" xmlns:w14="http://schemas.microsoft.com/office/word/2010/wordml" mc:Ignorable="w14">
   <w:docDefaults>
     <w:rPrDefault>
       <w:rPr>
-        <w:rFonts w:ascii="Times New Roman" w:hAnsi="Times New Roman" w:eastAsia="宋体" w:cstheme="minorBidi"/>
+        <w:rFonts w:ascii="Times New Roman" w:cs="宋体" w:eastAsia="宋体" w:hAnsi="Times New Roman"/>
       </w:rPr>
     </w:rPrDefault>
-    <w:pPrDefault/>
+    <w:pPrDefault>
+      <w:pPr/>
+    </w:pPrDefault>
   </w:docDefaults>
-  <w:latentStyles w:count="260" w:defQFormat="0" w:defUnhideWhenUsed="1" w:defSemiHidden="1" w:defUIPriority="99" w:defLockedState="0">
-    <w:lsdException w:unhideWhenUsed="0" w:uiPriority="0" w:semiHidden="0" w:name="Normal"/>
-    <w:lsdException w:qFormat="1" w:unhideWhenUsed="0" w:uiPriority="0" w:semiHidden="0" w:name="heading 1"/>
-    <w:lsdException w:qFormat="1" w:uiPriority="0" w:name="heading 2"/>
-    <w:lsdException w:qFormat="1" w:uiPriority="0" w:name="heading 3"/>
-    <w:lsdException w:qFormat="1" w:uiPriority="0" w:name="heading 4"/>
-    <w:lsdException w:qFormat="1" w:uiPriority="0" w:name="heading 5"/>
-    <w:lsdException w:qFormat="1" w:uiPriority="0" w:name="heading 6"/>
-    <w:lsdException w:qFormat="1" w:uiPriority="0" w:name="heading 7"/>
-    <w:lsdException w:qFormat="1" w:uiPriority="0" w:name="heading 8"/>
-    <w:lsdException w:qFormat="1" w:uiPriority="0" w:name="heading 9"/>
-    <w:lsdException w:unhideWhenUsed="0" w:uiPriority="0" w:semiHidden="0" w:name="index 1"/>
-    <w:lsdException w:unhideWhenUsed="0" w:uiPriority="0" w:semiHidden="0" w:name="index 2"/>
-    <w:lsdException w:unhideWhenUsed="0" w:uiPriority="0" w:semiHidden="0" w:name="index 3"/>
-    <w:lsdException w:unhideWhenUsed="0" w:uiPriority="0" w:semiHidden="0" w:name="index 4"/>
-    <w:lsdException w:unhideWhenUsed="0" w:uiPriority="0" w:semiHidden="0" w:name="index 5"/>
-    <w:lsdException w:unhideWhenUsed="0" w:uiPriority="0" w:semiHidden="0" w:name="index 6"/>
-    <w:lsdException w:unhideWhenUsed="0" w:uiPriority="0" w:semiHidden="0" w:name="index 7"/>
-    <w:lsdException w:unhideWhenUsed="0" w:uiPriority="0" w:semiHidden="0" w:name="index 8"/>
-    <w:lsdException w:unhideWhenUsed="0" w:uiPriority="0" w:semiHidden="0" w:name="index 9"/>
-    <w:lsdException w:unhideWhenUsed="0" w:uiPriority="0" w:semiHidden="0" w:name="toc 1"/>
-    <w:lsdException w:unhideWhenUsed="0" w:uiPriority="0" w:semiHidden="0" w:name="toc 2"/>
-    <w:lsdException w:unhideWhenUsed="0" w:uiPriority="0" w:semiHidden="0" w:name="toc 3"/>
-    <w:lsdException w:unhideWhenUsed="0" w:uiPriority="0" w:semiHidden="0" w:name="toc 4"/>
-    <w:lsdException w:unhideWhenUsed="0" w:uiPriority="0" w:semiHidden="0" w:name="toc 5"/>
-    <w:lsdException w:unhideWhenUsed="0" w:uiPriority="0" w:semiHidden="0" w:name="toc 6"/>
-    <w:lsdException w:unhideWhenUsed="0" w:uiPriority="0" w:semiHidden="0" w:name="toc 7"/>
-    <w:lsdException w:unhideWhenUsed="0" w:uiPriority="0" w:semiHidden="0" w:name="toc 8"/>
-    <w:lsdException w:unhideWhenUsed="0" w:uiPriority="0" w:semiHidden="0" w:name="toc 9"/>
-    <w:lsdException w:unhideWhenUsed="0" w:uiPriority="0" w:semiHidden="0" w:name="Normal Indent"/>
-    <w:lsdException w:unhideWhenUsed="0" w:uiPriority="0" w:semiHidden="0" w:name="footnote text"/>
-    <w:lsdException w:unhideWhenUsed="0" w:uiPriority="0" w:semiHidden="0" w:name="annotation text"/>
-    <w:lsdException w:unhideWhenUsed="0" w:uiPriority="0" w:semiHidden="0" w:name="header"/>
-    <w:lsdException w:unhideWhenUsed="0" w:uiPriority="0" w:semiHidden="0" w:name="footer"/>
-    <w:lsdException w:unhideWhenUsed="0" w:uiPriority="0" w:semiHidden="0" w:name="index heading"/>
-    <w:lsdException w:qFormat="1" w:uiPriority="0" w:name="caption"/>
-    <w:lsdException w:unhideWhenUsed="0" w:uiPriority="0" w:semiHidden="0" w:name="table of figures"/>
-    <w:lsdException w:unhideWhenUsed="0" w:uiPriority="0" w:semiHidden="0" w:name="envelope address"/>
-    <w:lsdException w:unhideWhenUsed="0" w:uiPriority="0" w:semiHidden="0" w:name="envelope return"/>
-    <w:lsdException w:unhideWhenUsed="0" w:uiPriority="0" w:semiHidden="0" w:name="footnote reference"/>
-    <w:lsdException w:unhideWhenUsed="0" w:uiPriority="0" w:semiHidden="0" w:name="annotation reference"/>
-    <w:lsdException w:unhideWhenUsed="0" w:uiPriority="0" w:semiHidden="0" w:name="line number"/>
-    <w:lsdException w:unhideWhenUsed="0" w:uiPriority="0" w:semiHidden="0" w:name="page number"/>
-    <w:lsdException w:unhideWhenUsed="0" w:uiPriority="0" w:semiHidden="0" w:name="endnote reference"/>
-    <w:lsdException w:unhideWhenUsed="0" w:uiPriority="0" w:semiHidden="0" w:name="endnote text"/>
-    <w:lsdException w:unhideWhenUsed="0" w:uiPriority="0" w:semiHidden="0" w:name="table of authorities"/>
-    <w:lsdException w:unhideWhenUsed="0" w:uiPriority="0" w:semiHidden="0" w:name="macro"/>
-    <w:lsdException w:unhideWhenUsed="0" w:uiPriority="0" w:semiHidden="0" w:name="toa heading"/>
-    <w:lsdException w:unhideWhenUsed="0" w:uiPriority="0" w:semiHidden="0" w:name="List"/>
-    <w:lsdException w:unhideWhenUsed="0" w:uiPriority="0" w:semiHidden="0" w:name="List Bullet"/>
-    <w:lsdException w:unhideWhenUsed="0" w:uiPriority="0" w:semiHidden="0" w:name="List Number"/>
-    <w:lsdException w:unhideWhenUsed="0" w:uiPriority="0" w:semiHidden="0" w:name="List 2"/>
-    <w:lsdException w:unhideWhenUsed="0" w:uiPriority="0" w:semiHidden="0" w:name="List 3"/>
-    <w:lsdException w:unhideWhenUsed="0" w:uiPriority="0" w:semiHidden="0" w:name="List 4"/>
-    <w:lsdException w:unhideWhenUsed="0" w:uiPriority="0" w:semiHidden="0" w:name="List 5"/>
-    <w:lsdException w:unhideWhenUsed="0" w:uiPriority="0" w:semiHidden="0" w:name="List Bullet 2"/>
-    <w:lsdException w:unhideWhenUsed="0" w:uiPriority="0" w:semiHidden="0" w:name="List Bullet 3"/>
-    <w:lsdException w:unhideWhenUsed="0" w:uiPriority="0" w:semiHidden="0" w:name="List Bullet 4"/>
-    <w:lsdException w:unhideWhenUsed="0" w:uiPriority="0" w:semiHidden="0" w:name="List Bullet 5"/>
-    <w:lsdException w:unhideWhenUsed="0" w:uiPriority="0" w:semiHidden="0" w:name="List Number 2"/>
-    <w:lsdException w:unhideWhenUsed="0" w:uiPriority="0" w:semiHidden="0" w:name="List Number 3"/>
-    <w:lsdException w:unhideWhenUsed="0" w:uiPriority="0" w:semiHidden="0" w:name="List Number 4"/>
-    <w:lsdException w:unhideWhenUsed="0" w:uiPriority="0" w:semiHidden="0" w:name="List Number 5"/>
-    <w:lsdException w:qFormat="1" w:unhideWhenUsed="0" w:uiPriority="0" w:semiHidden="0" w:name="Title"/>
-    <w:lsdException w:unhideWhenUsed="0" w:uiPriority="0" w:semiHidden="0" w:name="Closing"/>
-    <w:lsdException w:unhideWhenUsed="0" w:uiPriority="0" w:semiHidden="0" w:name="Signature"/>
-    <w:lsdException w:unhideWhenUsed="0" w:uiPriority="0" w:semiHidden="0" w:name="Default Paragraph Font"/>
-    <w:lsdException w:unhideWhenUsed="0" w:uiPriority="0" w:semiHidden="0" w:name="Body Text"/>
-    <w:lsdException w:unhideWhenUsed="0" w:uiPriority="0" w:semiHidden="0" w:name="Body Text Indent"/>
-    <w:lsdException w:unhideWhenUsed="0" w:uiPriority="0" w:semiHidden="0" w:name="List Continue"/>
-    <w:lsdException w:unhideWhenUsed="0" w:uiPriority="0" w:semiHidden="0" w:name="List Continue 2"/>
-    <w:lsdException w:unhideWhenUsed="0" w:uiPriority="0" w:semiHidden="0" w:name="List Continue 3"/>
-    <w:lsdException w:unhideWhenUsed="0" w:uiPriority="0" w:semiHidden="0" w:name="List Continue 4"/>
-    <w:lsdException w:unhideWhenUsed="0" w:uiPriority="0" w:semiHidden="0" w:name="List Continue 5"/>
-    <w:lsdException w:unhideWhenUsed="0" w:uiPriority="0" w:semiHidden="0" w:name="Message Header"/>
-    <w:lsdException w:qFormat="1" w:unhideWhenUsed="0" w:uiPriority="0" w:semiHidden="0" w:name="Subtitle"/>
-    <w:lsdException w:unhideWhenUsed="0" w:uiPriority="0" w:semiHidden="0" w:name="Salutation"/>
-    <w:lsdException w:unhideWhenUsed="0" w:uiPriority="0" w:semiHidden="0" w:name="Date"/>
-    <w:lsdException w:unhideWhenUsed="0" w:uiPriority="0" w:semiHidden="0" w:name="Body Text First Indent"/>
-    <w:lsdException w:unhideWhenUsed="0" w:uiPriority="0" w:semiHidden="0" w:name="Body Text First Indent 2"/>
-    <w:lsdException w:unhideWhenUsed="0" w:uiPriority="0" w:semiHidden="0" w:name="Note Heading"/>
-    <w:lsdException w:unhideWhenUsed="0" w:uiPriority="0" w:semiHidden="0" w:name="Body Text 2"/>
-    <w:lsdException w:unhideWhenUsed="0" w:uiPriority="0" w:semiHidden="0" w:name="Body Text 3"/>
-    <w:lsdException w:unhideWhenUsed="0" w:uiPriority="0" w:semiHidden="0" w:name="Body Text Indent 2"/>
-    <w:lsdException w:unhideWhenUsed="0" w:uiPriority="0" w:semiHidden="0" w:name="Body Text Indent 3"/>
-    <w:lsdException w:unhideWhenUsed="0" w:uiPriority="0" w:semiHidden="0" w:name="Block Text"/>
-    <w:lsdException w:unhideWhenUsed="0" w:uiPriority="0" w:semiHidden="0" w:name="Hyperlink"/>
-    <w:lsdException w:unhideWhenUsed="0" w:uiPriority="0" w:semiHidden="0" w:name="FollowedHyperlink"/>
-    <w:lsdException w:qFormat="1" w:unhideWhenUsed="0" w:uiPriority="0" w:semiHidden="0" w:name="Strong"/>
-    <w:lsdException w:qFormat="1" w:unhideWhenUsed="0" w:uiPriority="0" w:semiHidden="0" w:name="Emphasis"/>
-    <w:lsdException w:unhideWhenUsed="0" w:uiPriority="0" w:semiHidden="0" w:name="Document Map"/>
-    <w:lsdException w:unhideWhenUsed="0" w:uiPriority="0" w:semiHidden="0" w:name="Plain Text"/>
-    <w:lsdException w:unhideWhenUsed="0" w:uiPriority="0" w:semiHidden="0" w:name="E-mail Signature"/>
-    <w:lsdException w:unhideWhenUsed="0" w:uiPriority="0" w:semiHidden="0" w:name="Normal (Web)"/>
-    <w:lsdException w:unhideWhenUsed="0" w:uiPriority="0" w:semiHidden="0" w:name="HTML Acronym"/>
-    <w:lsdException w:unhideWhenUsed="0" w:uiPriority="0" w:semiHidden="0" w:name="HTML Address"/>
-    <w:lsdException w:unhideWhenUsed="0" w:uiPriority="0" w:semiHidden="0" w:name="HTML Cite"/>
-    <w:lsdException w:unhideWhenUsed="0" w:uiPriority="0" w:semiHidden="0" w:name="HTML Code"/>
-    <w:lsdException w:unhideWhenUsed="0" w:uiPriority="0" w:semiHidden="0" w:name="HTML Definition"/>
-    <w:lsdException w:unhideWhenUsed="0" w:uiPriority="0" w:semiHidden="0" w:name="HTML Keyboard"/>
-    <w:lsdException w:unhideWhenUsed="0" w:uiPriority="0" w:semiHidden="0" w:name="HTML Preformatted"/>
-    <w:lsdException w:unhideWhenUsed="0" w:uiPriority="0" w:semiHidden="0" w:name="HTML Sample"/>
-    <w:lsdException w:unhideWhenUsed="0" w:uiPriority="0" w:semiHidden="0" w:name="HTML Typewriter"/>
-    <w:lsdException w:unhideWhenUsed="0" w:uiPriority="0" w:semiHidden="0" w:name="HTML Variable"/>
-    <w:lsdException w:unhideWhenUsed="0" w:uiPriority="0" w:semiHidden="0" w:name="Normal Table"/>
-    <w:lsdException w:unhideWhenUsed="0" w:uiPriority="0" w:semiHidden="0" w:name="annotation subject"/>
-    <w:lsdException w:unhideWhenUsed="0" w:uiPriority="0" w:semiHidden="0" w:name="Table Simple 1"/>
-    <w:lsdException w:unhideWhenUsed="0" w:uiPriority="0" w:semiHidden="0" w:name="Table Simple 2"/>
-    <w:lsdException w:unhideWhenUsed="0" w:uiPriority="0" w:semiHidden="0" w:name="Table Simple 3"/>
-    <w:lsdException w:unhideWhenUsed="0" w:uiPriority="0" w:semiHidden="0" w:name="Table Classic 1"/>
-    <w:lsdException w:unhideWhenUsed="0" w:uiPriority="0" w:semiHidden="0" w:name="Table Classic 2"/>
-    <w:lsdException w:unhideWhenUsed="0" w:uiPriority="0" w:semiHidden="0" w:name="Table Classic 3"/>
-    <w:lsdException w:unhideWhenUsed="0" w:uiPriority="0" w:semiHidden="0" w:name="Table Classic 4"/>
-    <w:lsdException w:unhideWhenUsed="0" w:uiPriority="0" w:semiHidden="0" w:name="Table Colorful 1"/>
-    <w:lsdException w:unhideWhenUsed="0" w:uiPriority="0" w:semiHidden="0" w:name="Table Colorful 2"/>
-    <w:lsdException w:unhideWhenUsed="0" w:uiPriority="0" w:semiHidden="0" w:name="Table Colorful 3"/>
-    <w:lsdException w:unhideWhenUsed="0" w:uiPriority="0" w:semiHidden="0" w:name="Table Columns 1"/>
-    <w:lsdException w:unhideWhenUsed="0" w:uiPriority="0" w:semiHidden="0" w:name="Table Columns 2"/>
-    <w:lsdException w:unhideWhenUsed="0" w:uiPriority="0" w:semiHidden="0" w:name="Table Columns 3"/>
-    <w:lsdException w:unhideWhenUsed="0" w:uiPriority="0" w:semiHidden="0" w:name="Table Columns 4"/>
-    <w:lsdException w:unhideWhenUsed="0" w:uiPriority="0" w:semiHidden="0" w:name="Table Columns 5"/>
-    <w:lsdException w:unhideWhenUsed="0" w:uiPriority="0" w:semiHidden="0" w:name="Table Grid 1"/>
-    <w:lsdException w:unhideWhenUsed="0" w:uiPriority="0" w:semiHidden="0" w:name="Table Grid 2"/>
-    <w:lsdException w:unhideWhenUsed="0" w:uiPriority="0" w:semiHidden="0" w:name="Table Grid 3"/>
-    <w:lsdException w:unhideWhenUsed="0" w:uiPriority="0" w:semiHidden="0" w:name="Table Grid 4"/>
-    <w:lsdException w:unhideWhenUsed="0" w:uiPriority="0" w:semiHidden="0" w:name="Table Grid 5"/>
-    <w:lsdException w:unhideWhenUsed="0" w:uiPriority="0" w:semiHidden="0" w:name="Table Grid 6"/>
-    <w:lsdException w:unhideWhenUsed="0" w:uiPriority="0" w:semiHidden="0" w:name="Table Grid 7"/>
-    <w:lsdException w:unhideWhenUsed="0" w:uiPriority="0" w:semiHidden="0" w:name="Table Grid 8"/>
-    <w:lsdException w:unhideWhenUsed="0" w:uiPriority="0" w:semiHidden="0" w:name="Table List 1"/>
-    <w:lsdException w:unhideWhenUsed="0" w:uiPriority="0" w:semiHidden="0" w:name="Table List 2"/>
-    <w:lsdException w:unhideWhenUsed="0" w:uiPriority="0" w:semiHidden="0" w:name="Table List 3"/>
-    <w:lsdException w:unhideWhenUsed="0" w:uiPriority="0" w:semiHidden="0" w:name="Table List 4"/>
-    <w:lsdException w:unhideWhenUsed="0" w:uiPriority="0" w:semiHidden="0" w:name="Table List 5"/>
-    <w:lsdException w:unhideWhenUsed="0" w:uiPriority="0" w:semiHidden="0" w:name="Table List 6"/>
-    <w:lsdException w:unhideWhenUsed="0" w:uiPriority="0" w:semiHidden="0" w:name="Table List 7"/>
-    <w:lsdException w:unhideWhenUsed="0" w:uiPriority="0" w:semiHidden="0" w:name="Table List 8"/>
-    <w:lsdException w:unhideWhenUsed="0" w:uiPriority="0" w:semiHidden="0" w:name="Table 3D effects 1"/>
-    <w:lsdException w:unhideWhenUsed="0" w:uiPriority="0" w:semiHidden="0" w:name="Table 3D effects 2"/>
-    <w:lsdException w:unhideWhenUsed="0" w:uiPriority="0" w:semiHidden="0" w:name="Table 3D effects 3"/>
-    <w:lsdException w:unhideWhenUsed="0" w:uiPriority="0" w:semiHidden="0" w:name="Table Contemporary"/>
-    <w:lsdException w:unhideWhenUsed="0" w:uiPriority="0" w:semiHidden="0" w:name="Table Elegant"/>
-    <w:lsdException w:unhideWhenUsed="0" w:uiPriority="0" w:semiHidden="0" w:name="Table Professional"/>
-    <w:lsdException w:unhideWhenUsed="0" w:uiPriority="0" w:semiHidden="0" w:name="Table Subtle 1"/>
-    <w:lsdException w:unhideWhenUsed="0" w:uiPriority="0" w:semiHidden="0" w:name="Table Subtle 2"/>
-    <w:lsdException w:unhideWhenUsed="0" w:uiPriority="0" w:semiHidden="0" w:name="Table Web 1"/>
-    <w:lsdException w:unhideWhenUsed="0" w:uiPriority="0" w:semiHidden="0" w:name="Table Web 2"/>
-    <w:lsdException w:unhideWhenUsed="0" w:uiPriority="0" w:semiHidden="0" w:name="Table Web 3"/>
-    <w:lsdException w:unhideWhenUsed="0" w:uiPriority="0" w:semiHidden="0" w:name="Balloon Text"/>
-    <w:lsdException w:unhideWhenUsed="0" w:uiPriority="0" w:semiHidden="0" w:name="Table Grid"/>
-    <w:lsdException w:unhideWhenUsed="0" w:uiPriority="0" w:semiHidden="0" w:name="Table Theme"/>
-    <w:lsdException w:unhideWhenUsed="0" w:uiPriority="60" w:semiHidden="0" w:name="Light Shading"/>
-    <w:lsdException w:unhideWhenUsed="0" w:uiPriority="61" w:semiHidden="0" w:name="Light List"/>
-    <w:lsdException w:unhideWhenUsed="0" w:uiPriority="62" w:semiHidden="0" w:name="Light Grid"/>
-    <w:lsdException w:unhideWhenUsed="0" w:uiPriority="63" w:semiHidden="0" w:name="Medium Shading 1"/>
-    <w:lsdException w:unhideWhenUsed="0" w:uiPriority="64" w:semiHidden="0" w:name="Medium Shading 2"/>
-    <w:lsdException w:unhideWhenUsed="0" w:uiPriority="65" w:semiHidden="0" w:name="Medium List 1"/>
-    <w:lsdException w:unhideWhenUsed="0" w:uiPriority="66" w:semiHidden="0" w:name="Medium List 2"/>
-    <w:lsdException w:unhideWhenUsed="0" w:uiPriority="67" w:semiHidden="0" w:name="Medium Grid 1"/>
-    <w:lsdException w:unhideWhenUsed="0" w:uiPriority="68" w:semiHidden="0" w:name="Medium Grid 2"/>
-    <w:lsdException w:unhideWhenUsed="0" w:uiPriority="69" w:semiHidden="0" w:name="Medium Grid 3"/>
-    <w:lsdException w:unhideWhenUsed="0" w:uiPriority="70" w:semiHidden="0" w:name="Dark List"/>
-    <w:lsdException w:unhideWhenUsed="0" w:uiPriority="71" w:semiHidden="0" w:name="Colorful Shading"/>
-    <w:lsdException w:unhideWhenUsed="0" w:uiPriority="72" w:semiHidden="0" w:name="Colorful List"/>
-    <w:lsdException w:unhideWhenUsed="0" w:uiPriority="73" w:semiHidden="0" w:name="Colorful Grid"/>
-    <w:lsdException w:unhideWhenUsed="0" w:uiPriority="60" w:semiHidden="0" w:name="Light Shading Accent 1"/>
-    <w:lsdException w:unhideWhenUsed="0" w:uiPriority="61" w:semiHidden="0" w:name="Light List Accent 1"/>
-    <w:lsdException w:unhideWhenUsed="0" w:uiPriority="62" w:semiHidden="0" w:name="Light Grid Accent 1"/>
-    <w:lsdException w:unhideWhenUsed="0" w:uiPriority="63" w:semiHidden="0" w:name="Medium Shading 1 Accent 1"/>
-    <w:lsdException w:unhideWhenUsed="0" w:uiPriority="64" w:semiHidden="0" w:name="Medium Shading 2 Accent 1"/>
-    <w:lsdException w:unhideWhenUsed="0" w:uiPriority="65" w:semiHidden="0" w:name="Medium List 1 Accent 1"/>
-    <w:lsdException w:unhideWhenUsed="0" w:uiPriority="0" w:semiHidden="0" w:name="List Paragraph"/>
-    <w:lsdException w:unhideWhenUsed="0" w:uiPriority="66" w:semiHidden="0" w:name="Medium List 2 Accent 1"/>
-    <w:lsdException w:unhideWhenUsed="0" w:uiPriority="67" w:semiHidden="0" w:name="Medium Grid 1 Accent 1"/>
-    <w:lsdException w:unhideWhenUsed="0" w:uiPriority="68" w:semiHidden="0" w:name="Medium Grid 2 Accent 1"/>
-    <w:lsdException w:unhideWhenUsed="0" w:uiPriority="69" w:semiHidden="0" w:name="Medium Grid 3 Accent 1"/>
-    <w:lsdException w:unhideWhenUsed="0" w:uiPriority="70" w:semiHidden="0" w:name="Dark List Accent 1"/>
-    <w:lsdException w:unhideWhenUsed="0" w:uiPriority="71" w:semiHidden="0" w:name="Colorful Shading Accent 1"/>
-    <w:lsdException w:unhideWhenUsed="0" w:uiPriority="72" w:semiHidden="0" w:name="Colorful List Accent 1"/>
-    <w:lsdException w:unhideWhenUsed="0" w:uiPriority="73" w:semiHidden="0" w:name="Colorful Grid Accent 1"/>
-    <w:lsdException w:unhideWhenUsed="0" w:uiPriority="60" w:semiHidden="0" w:name="Light Shading Accent 2"/>
-    <w:lsdException w:unhideWhenUsed="0" w:uiPriority="61" w:semiHidden="0" w:name="Light List Accent 2"/>
-    <w:lsdException w:unhideWhenUsed="0" w:uiPriority="62" w:semiHidden="0" w:name="Light Grid Accent 2"/>
-    <w:lsdException w:unhideWhenUsed="0" w:uiPriority="63" w:semiHidden="0" w:name="Medium Shading 1 Accent 2"/>
-    <w:lsdException w:unhideWhenUsed="0" w:uiPriority="64" w:semiHidden="0" w:name="Medium Shading 2 Accent 2"/>
-    <w:lsdException w:unhideWhenUsed="0" w:uiPriority="65" w:semiHidden="0" w:name="Medium List 1 Accent 2"/>
-    <w:lsdException w:unhideWhenUsed="0" w:uiPriority="66" w:semiHidden="0" w:name="Medium List 2 Accent 2"/>
-    <w:lsdException w:unhideWhenUsed="0" w:uiPriority="67" w:semiHidden="0" w:name="Medium Grid 1 Accent 2"/>
-    <w:lsdException w:unhideWhenUsed="0" w:uiPriority="68" w:semiHidden="0" w:name="Medium Grid 2 Accent 2"/>
-    <w:lsdException w:unhideWhenUsed="0" w:uiPriority="69" w:semiHidden="0" w:name="Medium Grid 3 Accent 2"/>
-    <w:lsdException w:unhideWhenUsed="0" w:uiPriority="70" w:semiHidden="0" w:name="Dark List Accent 2"/>
-    <w:lsdException w:unhideWhenUsed="0" w:uiPriority="71" w:semiHidden="0" w:name="Colorful Shading Accent 2"/>
-    <w:lsdException w:unhideWhenUsed="0" w:uiPriority="72" w:semiHidden="0" w:name="Colorful List Accent 2"/>
-    <w:lsdException w:unhideWhenUsed="0" w:uiPriority="73" w:semiHidden="0" w:name="Colorful Grid Accent 2"/>
-    <w:lsdException w:unhideWhenUsed="0" w:uiPriority="60" w:semiHidden="0" w:name="Light Shading Accent 3"/>
-    <w:lsdException w:unhideWhenUsed="0" w:uiPriority="61" w:semiHidden="0" w:name="Light List Accent 3"/>
-    <w:lsdException w:unhideWhenUsed="0" w:uiPriority="62" w:semiHidden="0" w:name="Light Grid Accent 3"/>
-    <w:lsdException w:unhideWhenUsed="0" w:uiPriority="63" w:semiHidden="0" w:name="Medium Shading 1 Accent 3"/>
-    <w:lsdException w:unhideWhenUsed="0" w:uiPriority="64" w:semiHidden="0" w:name="Medium Shading 2 Accent 3"/>
-    <w:lsdException w:unhideWhenUsed="0" w:uiPriority="65" w:semiHidden="0" w:name="Medium List 1 Accent 3"/>
-    <w:lsdException w:unhideWhenUsed="0" w:uiPriority="66" w:semiHidden="0" w:name="Medium List 2 Accent 3"/>
-    <w:lsdException w:unhideWhenUsed="0" w:uiPriority="67" w:semiHidden="0" w:name="Medium Grid 1 Accent 3"/>
-    <w:lsdException w:unhideWhenUsed="0" w:uiPriority="68" w:semiHidden="0" w:name="Medium Grid 2 Accent 3"/>
-    <w:lsdException w:unhideWhenUsed="0" w:uiPriority="69" w:semiHidden="0" w:name="Medium Grid 3 Accent 3"/>
-    <w:lsdException w:unhideWhenUsed="0" w:uiPriority="70" w:semiHidden="0" w:name="Dark List Accent 3"/>
-    <w:lsdException w:unhideWhenUsed="0" w:uiPriority="71" w:semiHidden="0" w:name="Colorful Shading Accent 3"/>
-    <w:lsdException w:unhideWhenUsed="0" w:uiPriority="72" w:semiHidden="0" w:name="Colorful List Accent 3"/>
-    <w:lsdException w:unhideWhenUsed="0" w:uiPriority="73" w:semiHidden="0" w:name="Colorful Grid Accent 3"/>
-    <w:lsdException w:unhideWhenUsed="0" w:uiPriority="60" w:semiHidden="0" w:name="Light Shading Accent 4"/>
-    <w:lsdException w:unhideWhenUsed="0" w:uiPriority="61" w:semiHidden="0" w:name="Light List Accent 4"/>
-    <w:lsdException w:unhideWhenUsed="0" w:uiPriority="62" w:semiHidden="0" w:name="Light Grid Accent 4"/>
-    <w:lsdException w:unhideWhenUsed="0" w:uiPriority="63" w:semiHidden="0" w:name="Medium Shading 1 Accent 4"/>
-    <w:lsdException w:unhideWhenUsed="0" w:uiPriority="64" w:semiHidden="0" w:name="Medium Shading 2 Accent 4"/>
-    <w:lsdException w:unhideWhenUsed="0" w:uiPriority="65" w:semiHidden="0" w:name="Medium List 1 Accent 4"/>
-    <w:lsdException w:unhideWhenUsed="0" w:uiPriority="66" w:semiHidden="0" w:name="Medium List 2 Accent 4"/>
-    <w:lsdException w:unhideWhenUsed="0" w:uiPriority="67" w:semiHidden="0" w:name="Medium Grid 1 Accent 4"/>
-    <w:lsdException w:unhideWhenUsed="0" w:uiPriority="68" w:semiHidden="0" w:name="Medium Grid 2 Accent 4"/>
-    <w:lsdException w:unhideWhenUsed="0" w:uiPriority="69" w:semiHidden="0" w:name="Medium Grid 3 Accent 4"/>
-    <w:lsdException w:unhideWhenUsed="0" w:uiPriority="70" w:semiHidden="0" w:name="Dark List Accent 4"/>
-    <w:lsdException w:unhideWhenUsed="0" w:uiPriority="71" w:semiHidden="0" w:name="Colorful Shading Accent 4"/>
-    <w:lsdException w:unhideWhenUsed="0" w:uiPriority="72" w:semiHidden="0" w:name="Colorful List Accent 4"/>
-    <w:lsdException w:unhideWhenUsed="0" w:uiPriority="73" w:semiHidden="0" w:name="Colorful Grid Accent 4"/>
-    <w:lsdException w:unhideWhenUsed="0" w:uiPriority="60" w:semiHidden="0" w:name="Light Shading Accent 5"/>
-    <w:lsdException w:unhideWhenUsed="0" w:uiPriority="61" w:semiHidden="0" w:name="Light List Accent 5"/>
-    <w:lsdException w:unhideWhenUsed="0" w:uiPriority="62" w:semiHidden="0" w:name="Light Grid Accent 5"/>
-    <w:lsdException w:unhideWhenUsed="0" w:uiPriority="63" w:semiHidden="0" w:name="Medium Shading 1 Accent 5"/>
-    <w:lsdException w:unhideWhenUsed="0" w:uiPriority="64" w:semiHidden="0" w:name="Medium Shading 2 Accent 5"/>
-    <w:lsdException w:unhideWhenUsed="0" w:uiPriority="65" w:semiHidden="0" w:name="Medium List 1 Accent 5"/>
-    <w:lsdException w:unhideWhenUsed="0" w:uiPriority="66" w:semiHidden="0" w:name="Medium List 2 Accent 5"/>
-    <w:lsdException w:unhideWhenUsed="0" w:uiPriority="67" w:semiHidden="0" w:name="Medium Grid 1 Accent 5"/>
-    <w:lsdException w:unhideWhenUsed="0" w:uiPriority="68" w:semiHidden="0" w:name="Medium Grid 2 Accent 5"/>
-    <w:lsdException w:unhideWhenUsed="0" w:uiPriority="69" w:semiHidden="0" w:name="Medium Grid 3 Accent 5"/>
-    <w:lsdException w:unhideWhenUsed="0" w:uiPriority="70" w:semiHidden="0" w:name="Dark List Accent 5"/>
-    <w:lsdException w:unhideWhenUsed="0" w:uiPriority="71" w:semiHidden="0" w:name="Colorful Shading Accent 5"/>
-    <w:lsdException w:unhideWhenUsed="0" w:uiPriority="72" w:semiHidden="0" w:name="Colorful List Accent 5"/>
-    <w:lsdException w:unhideWhenUsed="0" w:uiPriority="73" w:semiHidden="0" w:name="Colorful Grid Accent 5"/>
-    <w:lsdException w:unhideWhenUsed="0" w:uiPriority="60" w:semiHidden="0" w:name="Light Shading Accent 6"/>
-    <w:lsdException w:unhideWhenUsed="0" w:uiPriority="61" w:semiHidden="0" w:name="Light List Accent 6"/>
-    <w:lsdException w:unhideWhenUsed="0" w:uiPriority="62" w:semiHidden="0" w:name="Light Grid Accent 6"/>
-    <w:lsdException w:unhideWhenUsed="0" w:uiPriority="63" w:semiHidden="0" w:name="Medium Shading 1 Accent 6"/>
-    <w:lsdException w:unhideWhenUsed="0" w:uiPriority="64" w:semiHidden="0" w:name="Medium Shading 2 Accent 6"/>
-    <w:lsdException w:unhideWhenUsed="0" w:uiPriority="65" w:semiHidden="0" w:name="Medium List 1 Accent 6"/>
-    <w:lsdException w:unhideWhenUsed="0" w:uiPriority="66" w:semiHidden="0" w:name="Medium List 2 Accent 6"/>
-    <w:lsdException w:unhideWhenUsed="0" w:uiPriority="67" w:semiHidden="0" w:name="Medium Grid 1 Accent 6"/>
-    <w:lsdException w:unhideWhenUsed="0" w:uiPriority="68" w:semiHidden="0" w:name="Medium Grid 2 Accent 6"/>
-    <w:lsdException w:unhideWhenUsed="0" w:uiPriority="69" w:semiHidden="0" w:name="Medium Grid 3 Accent 6"/>
-    <w:lsdException w:unhideWhenUsed="0" w:uiPriority="70" w:semiHidden="0" w:name="Dark List Accent 6"/>
-    <w:lsdException w:unhideWhenUsed="0" w:uiPriority="71" w:semiHidden="0" w:name="Colorful Shading Accent 6"/>
-    <w:lsdException w:unhideWhenUsed="0" w:uiPriority="72" w:semiHidden="0" w:name="Colorful List Accent 6"/>
-    <w:lsdException w:unhideWhenUsed="0" w:uiPriority="73" w:semiHidden="0" w:name="Colorful Grid Accent 6"/>
-  </w:latentStyles>
-  <w:style w:type="paragraph" w:default="1" w:styleId="1">
+  <w:style w:type="paragraph" w:default="1" w:styleId="style0">
     <w:name w:val="Normal"/>
+    <w:next w:val="style0"/>
     <w:uiPriority w:val="0"/>
     <w:pPr>
       <w:spacing w:before="0" w:after="0"/>
@@ -2258,27 +2644,29 @@
       <w:jc w:val="both"/>
     </w:pPr>
     <w:rPr>
-      <w:rFonts w:ascii="Times New Roman" w:hAnsi="Calibri" w:eastAsia="宋体" w:cs="Times New Roman"/>
+      <w:rFonts w:ascii="Times New Roman" w:cs="Times New Roman" w:eastAsia="宋体" w:hAnsi="Calibri"/>
       <w:kern w:val="1"/>
       <w:sz w:val="21"/>
       <w:szCs w:val="22"/>
     </w:rPr>
   </w:style>
-  <w:style w:type="character" w:default="1" w:styleId="4">
+  <w:style w:type="character" w:default="1" w:styleId="style65">
     <w:name w:val="Default Paragraph Font"/>
+    <w:next w:val="style65"/>
     <w:uiPriority w:val="0"/>
     <w:rPr>
-      <w:rFonts w:ascii="Calibri" w:hAnsi="Calibri" w:eastAsia="宋体" w:cs="Times New Roman"/>
+      <w:rFonts w:ascii="Calibri" w:cs="Times New Roman" w:eastAsia="宋体" w:hAnsi="Calibri"/>
     </w:rPr>
   </w:style>
-  <w:style w:type="table" w:default="1" w:styleId="3">
+  <w:style w:type="table" w:default="1" w:styleId="style105">
     <w:name w:val="Normal Table"/>
+    <w:next w:val="style105"/>
     <w:uiPriority w:val="0"/>
+    <w:pPr/>
     <w:rPr>
-      <w:rFonts w:ascii="Calibri" w:hAnsi="Calibri" w:eastAsia="宋体" w:cs="Times New Roman"/>
+      <w:rFonts w:ascii="Calibri" w:cs="Times New Roman" w:eastAsia="宋体" w:hAnsi="Calibri"/>
     </w:rPr>
     <w:tblPr>
-      <w:tblStyle w:val="3"/>
       <w:tblCellMar>
         <w:top w:w="0" w:type="dxa"/>
         <w:left w:w="108" w:type="dxa"/>
@@ -2286,43 +2674,48 @@
         <w:right w:w="108" w:type="dxa"/>
       </w:tblCellMar>
     </w:tblPr>
+    <w:tcPr>
+      <w:tcBorders/>
+    </w:tcPr>
   </w:style>
-  <w:style w:type="paragraph" w:styleId="2">
+  <w:style w:type="paragraph" w:styleId="style101">
     <w:name w:val="HTML Preformatted"/>
-    <w:basedOn w:val="1"/>
+    <w:basedOn w:val="style0"/>
+    <w:next w:val="style101"/>
     <w:uiPriority w:val="0"/>
     <w:pPr>
       <w:tabs>
-        <w:tab w:val="left" w:pos="916"/>
-        <w:tab w:val="left" w:pos="1832"/>
-        <w:tab w:val="left" w:pos="2748"/>
-        <w:tab w:val="left" w:pos="3664"/>
-        <w:tab w:val="left" w:pos="4580"/>
-        <w:tab w:val="left" w:pos="5496"/>
-        <w:tab w:val="left" w:pos="6412"/>
-        <w:tab w:val="left" w:pos="7328"/>
-        <w:tab w:val="left" w:pos="8244"/>
-        <w:tab w:val="left" w:pos="9160"/>
-        <w:tab w:val="left" w:pos="10076"/>
-        <w:tab w:val="left" w:pos="10992"/>
-        <w:tab w:val="left" w:pos="11908"/>
-        <w:tab w:val="left" w:pos="12824"/>
-        <w:tab w:val="left" w:pos="13740"/>
-        <w:tab w:val="left" w:pos="14656"/>
+        <w:tab w:val="left" w:leader="none" w:pos="916"/>
+        <w:tab w:val="left" w:leader="none" w:pos="1832"/>
+        <w:tab w:val="left" w:leader="none" w:pos="2748"/>
+        <w:tab w:val="left" w:leader="none" w:pos="3664"/>
+        <w:tab w:val="left" w:leader="none" w:pos="4580"/>
+        <w:tab w:val="left" w:leader="none" w:pos="5496"/>
+        <w:tab w:val="left" w:leader="none" w:pos="6412"/>
+        <w:tab w:val="left" w:leader="none" w:pos="7328"/>
+        <w:tab w:val="left" w:leader="none" w:pos="8244"/>
+        <w:tab w:val="left" w:leader="none" w:pos="9160"/>
+        <w:tab w:val="left" w:leader="none" w:pos="10076"/>
+        <w:tab w:val="left" w:leader="none" w:pos="10992"/>
+        <w:tab w:val="left" w:leader="none" w:pos="11908"/>
+        <w:tab w:val="left" w:leader="none" w:pos="12824"/>
+        <w:tab w:val="left" w:leader="none" w:pos="13740"/>
+        <w:tab w:val="left" w:leader="none" w:pos="14656"/>
       </w:tabs>
       <w:jc w:val="left"/>
     </w:pPr>
     <w:rPr>
-      <w:rFonts w:hint="eastAsia" w:ascii="宋体" w:hAnsi="宋体" w:eastAsia="宋体" w:cs="宋体"/>
+      <w:rFonts w:ascii="宋体" w:cs="宋体" w:eastAsia="宋体" w:hAnsi="宋体" w:hint="eastAsia"/>
       <w:kern w:val="0"/>
       <w:sz w:val="24"/>
       <w:szCs w:val="24"/>
-      <w:lang w:val="en-US" w:eastAsia="zh-CN" w:bidi="ar"/>
+      <w:lang w:val="en-US" w:eastAsia="zh-CN"/>
     </w:rPr>
   </w:style>
-  <w:style w:type="paragraph" w:styleId="5">
+  <w:style w:type="paragraph" w:styleId="style179">
     <w:name w:val="List Paragraph"/>
-    <w:basedOn w:val="1"/>
+    <w:basedOn w:val="style0"/>
+    <w:next w:val="style179"/>
     <w:uiPriority w:val="0"/>
     <w:pPr>
       <w:spacing w:before="0" w:after="0"/>
@@ -2330,7 +2723,7 @@
       <w:jc w:val="both"/>
     </w:pPr>
     <w:rPr>
-      <w:rFonts w:ascii="Calibri" w:hAnsi="Calibri" w:eastAsia="宋体" w:cs="Times New Roman"/>
+      <w:rFonts w:ascii="Calibri" w:cs="Times New Roman" w:eastAsia="宋体" w:hAnsi="Calibri"/>
       <w:kern w:val="1"/>
       <w:sz w:val="21"/>
       <w:szCs w:val="22"/>
@@ -2340,7 +2733,7 @@
 </file>
 
 <file path=word/theme/theme1.xml><?xml version="1.0" encoding="utf-8"?>
-<a:theme xmlns:a="http://schemas.openxmlformats.org/drawingml/2006/main" name="Office">
+<a:theme xmlns:a="http://schemas.openxmlformats.org/drawingml/2006/main" name="Office Theme">
   <a:themeElements>
     <a:clrScheme name="Office">
       <a:dk1>
@@ -2582,8 +2975,8 @@
             <a:gs pos="40000">
               <a:schemeClr val="phClr">
                 <a:tint val="45000"/>
+                <a:shade val="99000"/>
                 <a:satMod val="350000"/>
-                <a:shade val="99000"/>
               </a:schemeClr>
             </a:gs>
             <a:gs pos="100000">
@@ -2620,6 +3013,7 @@
     </a:fmtScheme>
   </a:themeElements>
   <a:objectDefaults/>
+  <a:extraClrSchemeLst/>
 </a:theme>
 </file>
 
